--- a/06-学生侧材料/讲义/1-化学基础知识/方程式书写专项-超级充实版（自学完整）.docx
+++ b/06-学生侧材料/讲义/1-化学基础知识/方程式书写专项-超级充实版（自学完整）.docx
@@ -1457,7 +1457,7 @@
         <w:rPr>
           <w:rFonts w:hint="eastAsia" w:ascii="Times New Roman" w:hAnsi="Times New Roman" w:eastAsia="FangSong" w:cs="Times New Roman"/>
         </w:rPr>
-        <w:t>一上来就凑系数</w:t>
+        <w:t>一开始就凑系数</w:t>
       </w:r>
       <w:r>
         <w:rPr>
@@ -22587,7 +22587,7 @@
               <w:rPr>
                 <w:rFonts w:hint="eastAsia" w:ascii="Times New Roman" w:hAnsi="Times New Roman" w:eastAsia="FangSong" w:cs="Times New Roman"/>
               </w:rPr>
-              <w:t>不要一上来就套半反应法</w:t>
+              <w:t>不要一开始就套半反应法</w:t>
             </w:r>
           </w:p>
         </w:tc>

--- a/06-学生侧材料/讲义/1-化学基础知识/方程式书写专项-超级充实版（自学完整）.docx
+++ b/06-学生侧材料/讲义/1-化学基础知识/方程式书写专项-超级充实版（自学完整）.docx
@@ -14495,7 +14495,7 @@
         <w:t>典型例题串讲</w:t>
       </w:r>
     </w:p>
-    <w:bookmarkStart w:id="33" w:name="例-1-kmno₄-在不同介质中氧化-na₂so₃-介质优先"/>
+    <w:bookmarkStart w:id="33" w:name="例-1-kmno₄-在不同介质中氧化-na₂so₃进阶介质优先"/>
     <w:p>
       <w:pPr>
         <w:pStyle w:val="Heading3"/>
@@ -14536,39 +14536,51 @@
         <w:rPr>
           <w:rFonts w:ascii="Times New Roman" w:hAnsi="Times New Roman" w:eastAsia="Times New Roman" w:cs="Times New Roman"/>
         </w:rPr>
-        <w:t xml:space="preserve"> Na</w:t>
-      </w:r>
-      <w:r>
-        <w:rPr>
-          <w:rFonts w:ascii="Times New Roman" w:hAnsi="Times New Roman" w:eastAsia="Times New Roman" w:cs="Times New Roman"/>
+        <w:t xml:space="preserve"> </w:t>
+      </w:r>
+      <w:r>
+        <w:rPr>
+          <w:rFonts w:hint="eastAsia" w:ascii="Times New Roman" w:hAnsi="Times New Roman" w:eastAsia="Times New Roman" w:cs="Times New Roman"/>
+        </w:rPr>
+        <w:t>Na</w:t>
+      </w:r>
+      <w:r>
+        <w:rPr>
+          <w:rFonts w:hint="eastAsia" w:ascii="Times New Roman" w:hAnsi="Times New Roman" w:eastAsia="Times New Roman" w:cs="Times New Roman"/>
           <w:vertAlign w:val="subscript"/>
         </w:rPr>
         <w:t>2</w:t>
       </w:r>
       <w:r>
         <w:rPr>
-          <w:rFonts w:ascii="Times New Roman" w:hAnsi="Times New Roman" w:eastAsia="Times New Roman" w:cs="Times New Roman"/>
+          <w:rFonts w:hint="eastAsia" w:ascii="Times New Roman" w:hAnsi="Times New Roman" w:eastAsia="Times New Roman" w:cs="Times New Roman"/>
         </w:rPr>
         <w:t>SO</w:t>
       </w:r>
       <w:r>
         <w:rPr>
-          <w:rFonts w:ascii="Times New Roman" w:hAnsi="Times New Roman" w:eastAsia="Times New Roman" w:cs="Times New Roman"/>
+          <w:rFonts w:hint="eastAsia" w:ascii="Times New Roman" w:hAnsi="Times New Roman" w:eastAsia="Times New Roman" w:cs="Times New Roman"/>
           <w:vertAlign w:val="subscript"/>
         </w:rPr>
         <w:t>3</w:t>
       </w:r>
       <w:r>
         <w:rPr>
-          <w:rFonts w:ascii="Times New Roman" w:hAnsi="Times New Roman" w:eastAsia="Times New Roman" w:cs="Times New Roman"/>
-        </w:rPr>
-        <w:t xml:space="preserve"> </w:t>
-      </w:r>
-      <w:r>
-        <w:rPr>
-          <w:rFonts w:hint="eastAsia" w:ascii="Times New Roman" w:hAnsi="Times New Roman" w:eastAsia="Times New Roman" w:cs="Times New Roman"/>
-        </w:rPr>
-        <w:t>⭐⭐⭐（</w:t>
+          <w:rFonts w:hint="eastAsia" w:ascii="Times New Roman" w:hAnsi="Times New Roman" w:eastAsia="Times New Roman" w:cs="Times New Roman"/>
+        </w:rPr>
+        <w:t>（</w:t>
+      </w:r>
+      <w:r>
+        <w:rPr>
+          <w:rFonts w:hint="eastAsia" w:ascii="Times New Roman" w:hAnsi="Times New Roman" w:eastAsia="SimHei" w:cs="Times New Roman"/>
+        </w:rPr>
+        <w:t>进阶</w:t>
+      </w:r>
+      <w:r>
+        <w:rPr>
+          <w:rFonts w:hint="eastAsia" w:ascii="Times New Roman" w:hAnsi="Times New Roman" w:eastAsia="Times New Roman" w:cs="Times New Roman"/>
+        </w:rPr>
+        <w:t>：</w:t>
       </w:r>
       <w:r>
         <w:rPr>
@@ -16005,7 +16017,7 @@
       </w:r>
     </w:p>
     <w:bookmarkEnd w:id="33"/>
-    <w:bookmarkStart w:id="34" w:name="例-2-cr₂o₇²-酸性氧化-fe²-多原子变价"/>
+    <w:bookmarkStart w:id="34" w:name="例-2-cr₂o₇²-酸性氧化-fe²进阶多原子变价"/>
     <w:p>
       <w:pPr>
         <w:pStyle w:val="Heading3"/>
@@ -16066,26 +16078,38 @@
         <w:rPr>
           <w:rFonts w:ascii="Times New Roman" w:hAnsi="Times New Roman" w:eastAsia="Times New Roman" w:cs="Times New Roman"/>
         </w:rPr>
-        <w:t xml:space="preserve"> Fe</w:t>
-      </w:r>
-      <w:r>
-        <w:rPr>
-          <w:rFonts w:ascii="Times New Roman" w:hAnsi="Times New Roman" w:eastAsia="Times New Roman" w:cs="Times New Roman"/>
+        <w:t xml:space="preserve"> </w:t>
+      </w:r>
+      <w:r>
+        <w:rPr>
+          <w:rFonts w:hint="eastAsia" w:ascii="Times New Roman" w:hAnsi="Times New Roman" w:eastAsia="Times New Roman" w:cs="Times New Roman"/>
+        </w:rPr>
+        <w:t>Fe</w:t>
+      </w:r>
+      <w:r>
+        <w:rPr>
+          <w:rFonts w:hint="eastAsia" w:ascii="Times New Roman" w:hAnsi="Times New Roman" w:eastAsia="Times New Roman" w:cs="Times New Roman"/>
           <w:vertAlign w:val="superscript"/>
         </w:rPr>
         <w:t>2+</w:t>
       </w:r>
       <w:r>
         <w:rPr>
-          <w:rFonts w:ascii="Times New Roman" w:hAnsi="Times New Roman" w:eastAsia="Times New Roman" w:cs="Times New Roman"/>
-        </w:rPr>
-        <w:t xml:space="preserve"> </w:t>
-      </w:r>
-      <w:r>
-        <w:rPr>
-          <w:rFonts w:hint="eastAsia" w:ascii="Times New Roman" w:hAnsi="Times New Roman" w:eastAsia="Times New Roman" w:cs="Times New Roman"/>
-        </w:rPr>
-        <w:t>⭐⭐⭐（</w:t>
+          <w:rFonts w:hint="eastAsia" w:ascii="Times New Roman" w:hAnsi="Times New Roman" w:eastAsia="Times New Roman" w:cs="Times New Roman"/>
+        </w:rPr>
+        <w:t>（</w:t>
+      </w:r>
+      <w:r>
+        <w:rPr>
+          <w:rFonts w:hint="eastAsia" w:ascii="Times New Roman" w:hAnsi="Times New Roman" w:eastAsia="SimHei" w:cs="Times New Roman"/>
+        </w:rPr>
+        <w:t>进阶</w:t>
+      </w:r>
+      <w:r>
+        <w:rPr>
+          <w:rFonts w:hint="eastAsia" w:ascii="Times New Roman" w:hAnsi="Times New Roman" w:eastAsia="Times New Roman" w:cs="Times New Roman"/>
+        </w:rPr>
+        <w:t>：</w:t>
       </w:r>
       <w:r>
         <w:rPr>
@@ -16975,7 +16999,7 @@
       </w:r>
     </w:p>
     <w:bookmarkEnd w:id="34"/>
-    <w:bookmarkStart w:id="35" w:name="例-3-fecl₃-溶液与-na₂co₃-溶液-非氧化还原驱动力-存在形体"/>
+    <w:bookmarkStart w:id="35" w:name="例-3-fecl₃-溶液与-na₂co₃-溶液进阶非氧化还原驱动力-存在形体"/>
     <w:p>
       <w:pPr>
         <w:pStyle w:val="Heading3"/>
@@ -17048,19 +17072,25 @@
         <w:rPr>
           <w:rFonts w:hint="eastAsia" w:ascii="Times New Roman" w:hAnsi="Times New Roman" w:eastAsia="SimHei" w:cs="Times New Roman"/>
         </w:rPr>
-        <w:t xml:space="preserve">溶液</w:t>
-      </w:r>
-      <w:r>
-        <w:rPr>
-          <w:rFonts w:ascii="Times New Roman" w:hAnsi="Times New Roman" w:eastAsia="Times New Roman" w:cs="Times New Roman"/>
-        </w:rPr>
-        <w:t xml:space="preserve"> </w:t>
-      </w:r>
-      <w:r>
-        <w:rPr>
-          <w:rFonts w:hint="eastAsia" w:ascii="Times New Roman" w:hAnsi="Times New Roman" w:eastAsia="Times New Roman" w:cs="Times New Roman"/>
-        </w:rPr>
-        <w:t>⭐⭐⭐（</w:t>
+        <w:t>溶液</w:t>
+      </w:r>
+      <w:r>
+        <w:rPr>
+          <w:rFonts w:hint="eastAsia" w:ascii="Times New Roman" w:hAnsi="Times New Roman" w:eastAsia="Times New Roman" w:cs="Times New Roman"/>
+        </w:rPr>
+        <w:t>（</w:t>
+      </w:r>
+      <w:r>
+        <w:rPr>
+          <w:rFonts w:hint="eastAsia" w:ascii="Times New Roman" w:hAnsi="Times New Roman" w:eastAsia="SimHei" w:cs="Times New Roman"/>
+        </w:rPr>
+        <w:t>进阶</w:t>
+      </w:r>
+      <w:r>
+        <w:rPr>
+          <w:rFonts w:hint="eastAsia" w:ascii="Times New Roman" w:hAnsi="Times New Roman" w:eastAsia="Times New Roman" w:cs="Times New Roman"/>
+        </w:rPr>
+        <w:t>：</w:t>
       </w:r>
       <w:r>
         <w:rPr>
@@ -18078,7 +18108,7 @@
       </w:r>
     </w:p>
     <w:bookmarkEnd w:id="35"/>
-    <w:bookmarkStart w:id="36" w:name="例-4-cl₂-与-naoh-歧化-温度影响歧化深度"/>
+    <w:bookmarkStart w:id="36" w:name="例-4-cl₂-与-naoh-歧化进阶温度影响歧化深度"/>
     <w:p>
       <w:pPr>
         <w:pStyle w:val="Heading3"/>
@@ -18125,19 +18155,25 @@
         <w:rPr>
           <w:rFonts w:hint="eastAsia" w:ascii="Times New Roman" w:hAnsi="Times New Roman" w:eastAsia="SimHei" w:cs="Times New Roman"/>
         </w:rPr>
-        <w:t xml:space="preserve">歧化</w:t>
-      </w:r>
-      <w:r>
-        <w:rPr>
-          <w:rFonts w:ascii="Times New Roman" w:hAnsi="Times New Roman" w:eastAsia="Times New Roman" w:cs="Times New Roman"/>
-        </w:rPr>
-        <w:t xml:space="preserve"> </w:t>
-      </w:r>
-      <w:r>
-        <w:rPr>
-          <w:rFonts w:hint="eastAsia" w:ascii="Times New Roman" w:hAnsi="Times New Roman" w:eastAsia="Times New Roman" w:cs="Times New Roman"/>
-        </w:rPr>
-        <w:t>⭐⭐⭐（</w:t>
+        <w:t>歧化</w:t>
+      </w:r>
+      <w:r>
+        <w:rPr>
+          <w:rFonts w:hint="eastAsia" w:ascii="Times New Roman" w:hAnsi="Times New Roman" w:eastAsia="Times New Roman" w:cs="Times New Roman"/>
+        </w:rPr>
+        <w:t>（</w:t>
+      </w:r>
+      <w:r>
+        <w:rPr>
+          <w:rFonts w:hint="eastAsia" w:ascii="Times New Roman" w:hAnsi="Times New Roman" w:eastAsia="SimHei" w:cs="Times New Roman"/>
+        </w:rPr>
+        <w:t>进阶</w:t>
+      </w:r>
+      <w:r>
+        <w:rPr>
+          <w:rFonts w:hint="eastAsia" w:ascii="Times New Roman" w:hAnsi="Times New Roman" w:eastAsia="Times New Roman" w:cs="Times New Roman"/>
+        </w:rPr>
+        <w:t>：</w:t>
       </w:r>
       <w:r>
         <w:rPr>
@@ -18811,7 +18847,7 @@
       </w:r>
     </w:p>
     <w:bookmarkEnd w:id="36"/>
-    <w:bookmarkStart w:id="37" w:name="例-5-kclo₃-与-hcl-归中-先认出归中"/>
+    <w:bookmarkStart w:id="37" w:name="例-5-kclo₃-与-hcl-归中进阶先认出归中"/>
     <w:p>
       <w:pPr>
         <w:pStyle w:val="Heading3"/>
@@ -18858,19 +18894,25 @@
         <w:rPr>
           <w:rFonts w:hint="eastAsia" w:ascii="Times New Roman" w:hAnsi="Times New Roman" w:eastAsia="SimHei" w:cs="Times New Roman"/>
         </w:rPr>
-        <w:t xml:space="preserve">归中</w:t>
-      </w:r>
-      <w:r>
-        <w:rPr>
-          <w:rFonts w:ascii="Times New Roman" w:hAnsi="Times New Roman" w:eastAsia="Times New Roman" w:cs="Times New Roman"/>
-        </w:rPr>
-        <w:t xml:space="preserve"> </w:t>
-      </w:r>
-      <w:r>
-        <w:rPr>
-          <w:rFonts w:hint="eastAsia" w:ascii="Times New Roman" w:hAnsi="Times New Roman" w:eastAsia="Times New Roman" w:cs="Times New Roman"/>
-        </w:rPr>
-        <w:t>⭐⭐⭐（</w:t>
+        <w:t>归中</w:t>
+      </w:r>
+      <w:r>
+        <w:rPr>
+          <w:rFonts w:hint="eastAsia" w:ascii="Times New Roman" w:hAnsi="Times New Roman" w:eastAsia="Times New Roman" w:cs="Times New Roman"/>
+        </w:rPr>
+        <w:t>（</w:t>
+      </w:r>
+      <w:r>
+        <w:rPr>
+          <w:rFonts w:hint="eastAsia" w:ascii="Times New Roman" w:hAnsi="Times New Roman" w:eastAsia="SimHei" w:cs="Times New Roman"/>
+        </w:rPr>
+        <w:t>进阶</w:t>
+      </w:r>
+      <w:r>
+        <w:rPr>
+          <w:rFonts w:hint="eastAsia" w:ascii="Times New Roman" w:hAnsi="Times New Roman" w:eastAsia="Times New Roman" w:cs="Times New Roman"/>
+        </w:rPr>
+        <w:t>：</w:t>
       </w:r>
       <w:r>
         <w:rPr>
@@ -19577,7 +19619,7 @@
       </w:r>
     </w:p>
     <w:bookmarkEnd w:id="37"/>
-    <w:bookmarkStart w:id="38" w:name="例-6-nano₂-酸化分解-存在形体hno₂-不稳定"/>
+    <w:bookmarkStart w:id="38" w:name="例-6-nano₂-酸化分解挑战存在形体hno₂-不稳定"/>
     <w:p>
       <w:pPr>
         <w:pStyle w:val="Heading3"/>
@@ -19612,19 +19654,25 @@
         <w:rPr>
           <w:rFonts w:hint="eastAsia" w:ascii="Times New Roman" w:hAnsi="Times New Roman" w:eastAsia="SimHei" w:cs="Times New Roman"/>
         </w:rPr>
-        <w:t xml:space="preserve">酸化分解</w:t>
-      </w:r>
-      <w:r>
-        <w:rPr>
-          <w:rFonts w:ascii="Times New Roman" w:hAnsi="Times New Roman" w:eastAsia="Times New Roman" w:cs="Times New Roman"/>
-        </w:rPr>
-        <w:t xml:space="preserve"> </w:t>
-      </w:r>
-      <w:r>
-        <w:rPr>
-          <w:rFonts w:hint="eastAsia" w:ascii="Times New Roman" w:hAnsi="Times New Roman" w:eastAsia="Times New Roman" w:cs="Times New Roman"/>
-        </w:rPr>
-        <w:t>⭐⭐⭐⭐（</w:t>
+        <w:t>酸化分解</w:t>
+      </w:r>
+      <w:r>
+        <w:rPr>
+          <w:rFonts w:hint="eastAsia" w:ascii="Times New Roman" w:hAnsi="Times New Roman" w:eastAsia="Times New Roman" w:cs="Times New Roman"/>
+        </w:rPr>
+        <w:t>（</w:t>
+      </w:r>
+      <w:r>
+        <w:rPr>
+          <w:rFonts w:hint="eastAsia" w:ascii="Times New Roman" w:hAnsi="Times New Roman" w:eastAsia="SimHei" w:cs="Times New Roman"/>
+        </w:rPr>
+        <w:t>挑战</w:t>
+      </w:r>
+      <w:r>
+        <w:rPr>
+          <w:rFonts w:hint="eastAsia" w:ascii="Times New Roman" w:hAnsi="Times New Roman" w:eastAsia="Times New Roman" w:cs="Times New Roman"/>
+        </w:rPr>
+        <w:t>：</w:t>
       </w:r>
       <w:r>
         <w:rPr>
@@ -20136,7 +20184,7 @@
       </w:r>
     </w:p>
     <w:bookmarkEnd w:id="38"/>
-    <w:bookmarkStart w:id="39" w:name="例-7-brf₃-与-h₂o-叠加法"/>
+    <w:bookmarkStart w:id="39" w:name="例-7-brf₃-与-h₂o挑战叠加法"/>
     <w:p>
       <w:pPr>
         <w:pStyle w:val="Heading3"/>
@@ -20177,26 +20225,38 @@
         <w:rPr>
           <w:rFonts w:ascii="Times New Roman" w:hAnsi="Times New Roman" w:eastAsia="Times New Roman" w:cs="Times New Roman"/>
         </w:rPr>
-        <w:t xml:space="preserve"> H</w:t>
-      </w:r>
-      <w:r>
-        <w:rPr>
-          <w:rFonts w:ascii="Times New Roman" w:hAnsi="Times New Roman" w:eastAsia="Times New Roman" w:cs="Times New Roman"/>
+        <w:t xml:space="preserve"> </w:t>
+      </w:r>
+      <w:r>
+        <w:rPr>
+          <w:rFonts w:hint="eastAsia" w:ascii="Times New Roman" w:hAnsi="Times New Roman" w:eastAsia="Times New Roman" w:cs="Times New Roman"/>
+        </w:rPr>
+        <w:t>H</w:t>
+      </w:r>
+      <w:r>
+        <w:rPr>
+          <w:rFonts w:hint="eastAsia" w:ascii="Times New Roman" w:hAnsi="Times New Roman" w:eastAsia="Times New Roman" w:cs="Times New Roman"/>
           <w:vertAlign w:val="subscript"/>
         </w:rPr>
         <w:t>2</w:t>
       </w:r>
       <w:r>
         <w:rPr>
-          <w:rFonts w:ascii="Times New Roman" w:hAnsi="Times New Roman" w:eastAsia="Times New Roman" w:cs="Times New Roman"/>
-        </w:rPr>
-        <w:t xml:space="preserve">O </w:t>
-      </w:r>
-      <w:r>
-        <w:rPr>
-          <w:rFonts w:hint="eastAsia" w:ascii="Times New Roman" w:hAnsi="Times New Roman" w:eastAsia="Times New Roman" w:cs="Times New Roman"/>
-        </w:rPr>
-        <w:t>⭐⭐⭐⭐（</w:t>
+          <w:rFonts w:hint="eastAsia" w:ascii="Times New Roman" w:hAnsi="Times New Roman" w:eastAsia="Times New Roman" w:cs="Times New Roman"/>
+        </w:rPr>
+        <w:t>O（</w:t>
+      </w:r>
+      <w:r>
+        <w:rPr>
+          <w:rFonts w:hint="eastAsia" w:ascii="Times New Roman" w:hAnsi="Times New Roman" w:eastAsia="SimHei" w:cs="Times New Roman"/>
+        </w:rPr>
+        <w:t>挑战</w:t>
+      </w:r>
+      <w:r>
+        <w:rPr>
+          <w:rFonts w:hint="eastAsia" w:ascii="Times New Roman" w:hAnsi="Times New Roman" w:eastAsia="Times New Roman" w:cs="Times New Roman"/>
+        </w:rPr>
+        <w:t>：</w:t>
       </w:r>
       <w:r>
         <w:rPr>
@@ -20731,7 +20791,7 @@
       </m:oMathPara>
     </w:p>
     <w:bookmarkEnd w:id="39"/>
-    <w:bookmarkStart w:id="40" w:name="例-8-ag₂so₄-与-s-化学图景"/>
+    <w:bookmarkStart w:id="40" w:name="例-8-ag₂so₄-与-s挑战化学图景"/>
     <w:p>
       <w:pPr>
         <w:pStyle w:val="Heading3"/>
@@ -20785,13 +20845,25 @@
         <w:rPr>
           <w:rFonts w:ascii="Times New Roman" w:hAnsi="Times New Roman" w:eastAsia="Times New Roman" w:cs="Times New Roman"/>
         </w:rPr>
-        <w:t xml:space="preserve"> S </w:t>
-      </w:r>
-      <w:r>
-        <w:rPr>
-          <w:rFonts w:hint="eastAsia" w:ascii="Times New Roman" w:hAnsi="Times New Roman" w:eastAsia="Times New Roman" w:cs="Times New Roman"/>
-        </w:rPr>
-        <w:t>⭐⭐⭐⭐（</w:t>
+        <w:t xml:space="preserve"> </w:t>
+      </w:r>
+      <w:r>
+        <w:rPr>
+          <w:rFonts w:hint="eastAsia" w:ascii="Times New Roman" w:hAnsi="Times New Roman" w:eastAsia="Times New Roman" w:cs="Times New Roman"/>
+        </w:rPr>
+        <w:t>S（</w:t>
+      </w:r>
+      <w:r>
+        <w:rPr>
+          <w:rFonts w:hint="eastAsia" w:ascii="Times New Roman" w:hAnsi="Times New Roman" w:eastAsia="SimHei" w:cs="Times New Roman"/>
+        </w:rPr>
+        <w:t>挑战</w:t>
+      </w:r>
+      <w:r>
+        <w:rPr>
+          <w:rFonts w:hint="eastAsia" w:ascii="Times New Roman" w:hAnsi="Times New Roman" w:eastAsia="Times New Roman" w:cs="Times New Roman"/>
+        </w:rPr>
+        <w:t>：</w:t>
       </w:r>
       <w:r>
         <w:rPr>
@@ -21584,7 +21656,7 @@
       </m:oMathPara>
     </w:p>
     <w:bookmarkEnd w:id="40"/>
-    <w:bookmarkStart w:id="41" w:name="例-9-氮氧化物的数据反推-数据反推-化学图景"/>
+    <w:bookmarkStart w:id="41" w:name="例-9-氮氧化物的数据反推挑战数据反推-化学图景"/>
     <w:p>
       <w:pPr>
         <w:pStyle w:val="Heading3"/>
@@ -21606,19 +21678,25 @@
         <w:rPr>
           <w:rFonts w:hint="eastAsia" w:ascii="Times New Roman" w:hAnsi="Times New Roman" w:eastAsia="SimHei" w:cs="Times New Roman"/>
         </w:rPr>
-        <w:t xml:space="preserve">氮氧化物的数据反推</w:t>
-      </w:r>
-      <w:r>
-        <w:rPr>
-          <w:rFonts w:ascii="Times New Roman" w:hAnsi="Times New Roman" w:eastAsia="Times New Roman" w:cs="Times New Roman"/>
-        </w:rPr>
-        <w:t xml:space="preserve"> </w:t>
-      </w:r>
-      <w:r>
-        <w:rPr>
-          <w:rFonts w:hint="eastAsia" w:ascii="Times New Roman" w:hAnsi="Times New Roman" w:eastAsia="Times New Roman" w:cs="Times New Roman"/>
-        </w:rPr>
-        <w:t>⭐⭐⭐⭐（</w:t>
+        <w:t>氮氧化物的数据反推</w:t>
+      </w:r>
+      <w:r>
+        <w:rPr>
+          <w:rFonts w:hint="eastAsia" w:ascii="Times New Roman" w:hAnsi="Times New Roman" w:eastAsia="Times New Roman" w:cs="Times New Roman"/>
+        </w:rPr>
+        <w:t>（</w:t>
+      </w:r>
+      <w:r>
+        <w:rPr>
+          <w:rFonts w:hint="eastAsia" w:ascii="Times New Roman" w:hAnsi="Times New Roman" w:eastAsia="SimHei" w:cs="Times New Roman"/>
+        </w:rPr>
+        <w:t>挑战</w:t>
+      </w:r>
+      <w:r>
+        <w:rPr>
+          <w:rFonts w:hint="eastAsia" w:ascii="Times New Roman" w:hAnsi="Times New Roman" w:eastAsia="Times New Roman" w:cs="Times New Roman"/>
+        </w:rPr>
+        <w:t>：</w:t>
       </w:r>
       <w:r>
         <w:rPr>
@@ -24316,13 +24394,7 @@
         <w:rPr>
           <w:rFonts w:hint="eastAsia" w:ascii="Times New Roman" w:hAnsi="Times New Roman" w:eastAsia="SimHei" w:cs="Times New Roman"/>
         </w:rPr>
-        <w:t>基础巩固</w:t>
-      </w:r>
-      <w:r>
-        <w:rPr>
-          <w:rFonts w:hint="eastAsia" w:ascii="Times New Roman" w:hAnsi="Times New Roman" w:eastAsia="Times New Roman" w:cs="Times New Roman"/>
-        </w:rPr>
-        <w:t>（⭐）</w:t>
+        <w:t xml:space="preserve">基础巩固</w:t>
       </w:r>
     </w:p>
     <w:p>
@@ -24796,13 +24868,7 @@
         <w:rPr>
           <w:rFonts w:hint="eastAsia" w:ascii="Times New Roman" w:hAnsi="Times New Roman" w:eastAsia="SimHei" w:cs="Times New Roman"/>
         </w:rPr>
-        <w:t>提高训练</w:t>
-      </w:r>
-      <w:r>
-        <w:rPr>
-          <w:rFonts w:hint="eastAsia" w:ascii="Times New Roman" w:hAnsi="Times New Roman" w:eastAsia="Times New Roman" w:cs="Times New Roman"/>
-        </w:rPr>
-        <w:t>（⭐⭐⭐）</w:t>
+        <w:t xml:space="preserve">提高训练</w:t>
       </w:r>
     </w:p>
     <w:p>
@@ -25421,13 +25487,7 @@
         <w:rPr>
           <w:rFonts w:hint="eastAsia" w:ascii="Times New Roman" w:hAnsi="Times New Roman" w:eastAsia="SimHei" w:cs="Times New Roman"/>
         </w:rPr>
-        <w:t>挑战题</w:t>
-      </w:r>
-      <w:r>
-        <w:rPr>
-          <w:rFonts w:hint="eastAsia" w:ascii="Times New Roman" w:hAnsi="Times New Roman" w:eastAsia="Times New Roman" w:cs="Times New Roman"/>
-        </w:rPr>
-        <w:t>（⭐⭐⭐⭐）</w:t>
+        <w:t xml:space="preserve">挑战题</w:t>
       </w:r>
     </w:p>
     <w:p>
@@ -29931,7 +29991,37 @@
         <w:rPr>
           <w:rFonts w:hint="eastAsia" w:ascii="Times New Roman" w:hAnsi="Times New Roman" w:eastAsia="Times New Roman" w:cs="Times New Roman"/>
         </w:rPr>
-        <w:t>，⭐/⭐⭐⭐/⭐⭐⭐⭐</w:t>
+        <w:t>，</w:t>
+      </w:r>
+      <w:r>
+        <w:rPr>
+          <w:rFonts w:hint="eastAsia" w:ascii="Times New Roman" w:hAnsi="Times New Roman" w:eastAsia="FangSong" w:cs="Times New Roman"/>
+        </w:rPr>
+        <w:t>基础</w:t>
+      </w:r>
+      <w:r>
+        <w:rPr>
+          <w:rFonts w:hint="eastAsia" w:ascii="Times New Roman" w:hAnsi="Times New Roman" w:eastAsia="Times New Roman" w:cs="Times New Roman"/>
+        </w:rPr>
+        <w:t>/</w:t>
+      </w:r>
+      <w:r>
+        <w:rPr>
+          <w:rFonts w:hint="eastAsia" w:ascii="Times New Roman" w:hAnsi="Times New Roman" w:eastAsia="FangSong" w:cs="Times New Roman"/>
+        </w:rPr>
+        <w:t>进阶</w:t>
+      </w:r>
+      <w:r>
+        <w:rPr>
+          <w:rFonts w:hint="eastAsia" w:ascii="Times New Roman" w:hAnsi="Times New Roman" w:eastAsia="Times New Roman" w:cs="Times New Roman"/>
+        </w:rPr>
+        <w:t>/</w:t>
+      </w:r>
+      <w:r>
+        <w:rPr>
+          <w:rFonts w:hint="eastAsia" w:ascii="Times New Roman" w:hAnsi="Times New Roman" w:eastAsia="FangSong" w:cs="Times New Roman"/>
+        </w:rPr>
+        <w:t>挑战</w:t>
       </w:r>
       <w:r>
         <w:rPr>

--- a/06-学生侧材料/讲义/1-化学基础知识/方程式书写专项-超级充实版（自学完整）.docx
+++ b/06-学生侧材料/讲义/1-化学基础知识/方程式书写专项-超级充实版（自学完整）.docx
@@ -24399,14 +24399,24 @@
     </w:p>
     <w:p>
       <w:pPr>
-        <w:pStyle w:val="Compact"/>
-        <w:numPr>
-          <w:ilvl w:val="0"/>
-          <w:numId w:val="1006"/>
-        </w:numPr>
+        <w:pStyle w:val="FirstParagraph"/>
       </w:pPr>
       <w:r>
         <w:rPr>
+          <w:rFonts w:ascii="Times New Roman" w:hAnsi="Times New Roman" w:eastAsia="Times New Roman" w:cs="Times New Roman"/>
+          <w:b/>
+          <w:bCs/>
+        </w:rPr>
+        <w:t xml:space="preserve">1.</w:t>
+      </w:r>
+      <w:r>
+        <w:rPr>
+          <w:rFonts w:ascii="Times New Roman" w:hAnsi="Times New Roman" w:eastAsia="Times New Roman" w:cs="Times New Roman"/>
+        </w:rPr>
+        <w:t xml:space="preserve"> </w:t>
+      </w:r>
+      <w:r>
+        <w:rPr>
           <w:rFonts w:hint="eastAsia" w:ascii="Times New Roman" w:hAnsi="Times New Roman" w:eastAsia="FangSong" w:cs="Times New Roman"/>
         </w:rPr>
         <w:t xml:space="preserve">写出</w:t>
@@ -24480,15 +24490,26 @@
         </w:rPr>
         <w:t>。</w:t>
       </w:r>
-    </w:p>
-    <w:p>
-      <w:pPr>
-        <w:pStyle w:val="Compact"/>
-        <w:numPr>
-          <w:ilvl w:val="0"/>
-          <w:numId w:val="1006"/>
-        </w:numPr>
-      </w:pPr>
+      <w:r>
+        <w:rPr>
+          <w:rFonts w:ascii="Times New Roman" w:hAnsi="Times New Roman" w:eastAsia="Times New Roman" w:cs="Times New Roman"/>
+        </w:rPr>
+        <w:t xml:space="preserve"> </w:t>
+      </w:r>
+      <w:r>
+        <w:rPr>
+          <w:rFonts w:ascii="Times New Roman" w:hAnsi="Times New Roman" w:eastAsia="Times New Roman" w:cs="Times New Roman"/>
+          <w:b/>
+          <w:bCs/>
+        </w:rPr>
+        <w:t xml:space="preserve">2.</w:t>
+      </w:r>
+      <w:r>
+        <w:rPr>
+          <w:rFonts w:ascii="Times New Roman" w:hAnsi="Times New Roman" w:eastAsia="Times New Roman" w:cs="Times New Roman"/>
+        </w:rPr>
+        <w:t xml:space="preserve"> </w:t>
+      </w:r>
       <w:r>
         <w:rPr>
           <w:rFonts w:hint="eastAsia" w:ascii="Times New Roman" w:hAnsi="Times New Roman" w:eastAsia="FangSong" w:cs="Times New Roman"/>
@@ -24526,15 +24547,26 @@
         </w:rPr>
         <w:t>。</w:t>
       </w:r>
-    </w:p>
-    <w:p>
-      <w:pPr>
-        <w:pStyle w:val="Compact"/>
-        <w:numPr>
-          <w:ilvl w:val="0"/>
-          <w:numId w:val="1006"/>
-        </w:numPr>
-      </w:pPr>
+      <w:r>
+        <w:rPr>
+          <w:rFonts w:ascii="Times New Roman" w:hAnsi="Times New Roman" w:eastAsia="Times New Roman" w:cs="Times New Roman"/>
+        </w:rPr>
+        <w:t xml:space="preserve"> </w:t>
+      </w:r>
+      <w:r>
+        <w:rPr>
+          <w:rFonts w:ascii="Times New Roman" w:hAnsi="Times New Roman" w:eastAsia="Times New Roman" w:cs="Times New Roman"/>
+          <w:b/>
+          <w:bCs/>
+        </w:rPr>
+        <w:t xml:space="preserve">3.</w:t>
+      </w:r>
+      <w:r>
+        <w:rPr>
+          <w:rFonts w:ascii="Times New Roman" w:hAnsi="Times New Roman" w:eastAsia="Times New Roman" w:cs="Times New Roman"/>
+        </w:rPr>
+        <w:t xml:space="preserve"> </w:t>
+      </w:r>
       <w:r>
         <w:rPr>
           <w:rFonts w:hint="eastAsia" w:ascii="Times New Roman" w:hAnsi="Times New Roman" w:eastAsia="FangSong" w:cs="Times New Roman"/>
@@ -24584,15 +24616,26 @@
         </w:rPr>
         <w:t>。</w:t>
       </w:r>
-    </w:p>
-    <w:p>
-      <w:pPr>
-        <w:pStyle w:val="Compact"/>
-        <w:numPr>
-          <w:ilvl w:val="0"/>
-          <w:numId w:val="1006"/>
-        </w:numPr>
-      </w:pPr>
+      <w:r>
+        <w:rPr>
+          <w:rFonts w:ascii="Times New Roman" w:hAnsi="Times New Roman" w:eastAsia="Times New Roman" w:cs="Times New Roman"/>
+        </w:rPr>
+        <w:t xml:space="preserve"> </w:t>
+      </w:r>
+      <w:r>
+        <w:rPr>
+          <w:rFonts w:ascii="Times New Roman" w:hAnsi="Times New Roman" w:eastAsia="Times New Roman" w:cs="Times New Roman"/>
+          <w:b/>
+          <w:bCs/>
+        </w:rPr>
+        <w:t xml:space="preserve">4.</w:t>
+      </w:r>
+      <w:r>
+        <w:rPr>
+          <w:rFonts w:ascii="Times New Roman" w:hAnsi="Times New Roman" w:eastAsia="Times New Roman" w:cs="Times New Roman"/>
+        </w:rPr>
+        <w:t xml:space="preserve"> </w:t>
+      </w:r>
       <w:r>
         <w:rPr>
           <w:rFonts w:hint="eastAsia" w:ascii="Times New Roman" w:hAnsi="Times New Roman" w:eastAsia="FangSong" w:cs="Times New Roman"/>
@@ -24669,15 +24712,26 @@
         </w:rPr>
         <w:t xml:space="preserve"> →</w:t>
       </w:r>
-    </w:p>
-    <w:p>
-      <w:pPr>
-        <w:pStyle w:val="Compact"/>
-        <w:numPr>
-          <w:ilvl w:val="0"/>
-          <w:numId w:val="1006"/>
-        </w:numPr>
-      </w:pPr>
+      <w:r>
+        <w:rPr>
+          <w:rFonts w:ascii="Times New Roman" w:hAnsi="Times New Roman" w:eastAsia="Times New Roman" w:cs="Times New Roman"/>
+        </w:rPr>
+        <w:t xml:space="preserve"> </w:t>
+      </w:r>
+      <w:r>
+        <w:rPr>
+          <w:rFonts w:ascii="Times New Roman" w:hAnsi="Times New Roman" w:eastAsia="Times New Roman" w:cs="Times New Roman"/>
+          <w:b/>
+          <w:bCs/>
+        </w:rPr>
+        <w:t xml:space="preserve">5.</w:t>
+      </w:r>
+      <w:r>
+        <w:rPr>
+          <w:rFonts w:ascii="Times New Roman" w:hAnsi="Times New Roman" w:eastAsia="Times New Roman" w:cs="Times New Roman"/>
+        </w:rPr>
+        <w:t xml:space="preserve"> </w:t>
+      </w:r>
       <w:r>
         <w:rPr>
           <w:rFonts w:hint="eastAsia" w:ascii="Times New Roman" w:hAnsi="Times New Roman" w:eastAsia="FangSong" w:cs="Times New Roman"/>
@@ -24780,15 +24834,26 @@
         </w:rPr>
         <w:t xml:space="preserve"> →</w:t>
       </w:r>
-    </w:p>
-    <w:p>
-      <w:pPr>
-        <w:pStyle w:val="Compact"/>
-        <w:numPr>
-          <w:ilvl w:val="0"/>
-          <w:numId w:val="1006"/>
-        </w:numPr>
-      </w:pPr>
+      <w:r>
+        <w:rPr>
+          <w:rFonts w:ascii="Times New Roman" w:hAnsi="Times New Roman" w:eastAsia="Times New Roman" w:cs="Times New Roman"/>
+        </w:rPr>
+        <w:t xml:space="preserve"> </w:t>
+      </w:r>
+      <w:r>
+        <w:rPr>
+          <w:rFonts w:ascii="Times New Roman" w:hAnsi="Times New Roman" w:eastAsia="Times New Roman" w:cs="Times New Roman"/>
+          <w:b/>
+          <w:bCs/>
+        </w:rPr>
+        <w:t xml:space="preserve">6.</w:t>
+      </w:r>
+      <w:r>
+        <w:rPr>
+          <w:rFonts w:ascii="Times New Roman" w:hAnsi="Times New Roman" w:eastAsia="Times New Roman" w:cs="Times New Roman"/>
+        </w:rPr>
+        <w:t xml:space="preserve"> </w:t>
+      </w:r>
       <w:r>
         <w:rPr>
           <w:rFonts w:hint="eastAsia" w:ascii="Times New Roman" w:hAnsi="Times New Roman" w:eastAsia="FangSong" w:cs="Times New Roman"/>
@@ -24873,14 +24938,24 @@
     </w:p>
     <w:p>
       <w:pPr>
-        <w:pStyle w:val="Compact"/>
-        <w:numPr>
-          <w:ilvl w:val="0"/>
-          <w:numId w:val="1007"/>
-        </w:numPr>
+        <w:pStyle w:val="FirstParagraph"/>
       </w:pPr>
       <w:r>
         <w:rPr>
+          <w:rFonts w:ascii="Times New Roman" w:hAnsi="Times New Roman" w:eastAsia="Times New Roman" w:cs="Times New Roman"/>
+          <w:b/>
+          <w:bCs/>
+        </w:rPr>
+        <w:t xml:space="preserve">7.</w:t>
+      </w:r>
+      <w:r>
+        <w:rPr>
+          <w:rFonts w:ascii="Times New Roman" w:hAnsi="Times New Roman" w:eastAsia="Times New Roman" w:cs="Times New Roman"/>
+        </w:rPr>
+        <w:t xml:space="preserve"> </w:t>
+      </w:r>
+      <w:r>
+        <w:rPr>
           <w:rFonts w:hint="eastAsia" w:ascii="Times New Roman" w:hAnsi="Times New Roman" w:eastAsia="FangSong" w:cs="Times New Roman"/>
         </w:rPr>
         <w:t xml:space="preserve">写出</w:t>
@@ -24915,15 +24990,26 @@
         </w:rPr>
         <w:t>。</w:t>
       </w:r>
-    </w:p>
-    <w:p>
-      <w:pPr>
-        <w:pStyle w:val="Compact"/>
-        <w:numPr>
-          <w:ilvl w:val="0"/>
-          <w:numId w:val="1007"/>
-        </w:numPr>
-      </w:pPr>
+      <w:r>
+        <w:rPr>
+          <w:rFonts w:ascii="Times New Roman" w:hAnsi="Times New Roman" w:eastAsia="Times New Roman" w:cs="Times New Roman"/>
+        </w:rPr>
+        <w:t xml:space="preserve"> </w:t>
+      </w:r>
+      <w:r>
+        <w:rPr>
+          <w:rFonts w:ascii="Times New Roman" w:hAnsi="Times New Roman" w:eastAsia="Times New Roman" w:cs="Times New Roman"/>
+          <w:b/>
+          <w:bCs/>
+        </w:rPr>
+        <w:t xml:space="preserve">8.</w:t>
+      </w:r>
+      <w:r>
+        <w:rPr>
+          <w:rFonts w:ascii="Times New Roman" w:hAnsi="Times New Roman" w:eastAsia="Times New Roman" w:cs="Times New Roman"/>
+        </w:rPr>
+        <w:t xml:space="preserve"> </w:t>
+      </w:r>
       <w:r>
         <w:rPr>
           <w:rFonts w:hint="eastAsia" w:ascii="Times New Roman" w:hAnsi="Times New Roman" w:eastAsia="FangSong" w:cs="Times New Roman"/>
@@ -24987,15 +25073,26 @@
         </w:rPr>
         <w:t>）</w:t>
       </w:r>
-    </w:p>
-    <w:p>
-      <w:pPr>
-        <w:pStyle w:val="Compact"/>
-        <w:numPr>
-          <w:ilvl w:val="0"/>
-          <w:numId w:val="1007"/>
-        </w:numPr>
-      </w:pPr>
+      <w:r>
+        <w:rPr>
+          <w:rFonts w:ascii="Times New Roman" w:hAnsi="Times New Roman" w:eastAsia="Times New Roman" w:cs="Times New Roman"/>
+        </w:rPr>
+        <w:t xml:space="preserve"> </w:t>
+      </w:r>
+      <w:r>
+        <w:rPr>
+          <w:rFonts w:ascii="Times New Roman" w:hAnsi="Times New Roman" w:eastAsia="Times New Roman" w:cs="Times New Roman"/>
+          <w:b/>
+          <w:bCs/>
+        </w:rPr>
+        <w:t xml:space="preserve">9.</w:t>
+      </w:r>
+      <w:r>
+        <w:rPr>
+          <w:rFonts w:ascii="Times New Roman" w:hAnsi="Times New Roman" w:eastAsia="Times New Roman" w:cs="Times New Roman"/>
+        </w:rPr>
+        <w:t xml:space="preserve"> </w:t>
+      </w:r>
       <w:r>
         <w:rPr>
           <w:rFonts w:hint="eastAsia" w:ascii="Times New Roman" w:hAnsi="Times New Roman" w:eastAsia="FangSong" w:cs="Times New Roman"/>
@@ -25092,15 +25189,26 @@
         </w:rPr>
         <w:t>O</w:t>
       </w:r>
-    </w:p>
-    <w:p>
-      <w:pPr>
-        <w:pStyle w:val="Compact"/>
-        <w:numPr>
-          <w:ilvl w:val="0"/>
-          <w:numId w:val="1007"/>
-        </w:numPr>
-      </w:pPr>
+      <w:r>
+        <w:rPr>
+          <w:rFonts w:ascii="Times New Roman" w:hAnsi="Times New Roman" w:eastAsia="Times New Roman" w:cs="Times New Roman"/>
+        </w:rPr>
+        <w:t xml:space="preserve"> </w:t>
+      </w:r>
+      <w:r>
+        <w:rPr>
+          <w:rFonts w:ascii="Times New Roman" w:hAnsi="Times New Roman" w:eastAsia="Times New Roman" w:cs="Times New Roman"/>
+          <w:b/>
+          <w:bCs/>
+        </w:rPr>
+        <w:t xml:space="preserve">10.</w:t>
+      </w:r>
+      <w:r>
+        <w:rPr>
+          <w:rFonts w:ascii="Times New Roman" w:hAnsi="Times New Roman" w:eastAsia="Times New Roman" w:cs="Times New Roman"/>
+        </w:rPr>
+        <w:t xml:space="preserve"> </w:t>
+      </w:r>
       <w:r>
         <w:rPr>
           <w:rFonts w:hint="eastAsia" w:ascii="Times New Roman" w:hAnsi="Times New Roman" w:eastAsia="FangSong" w:cs="Times New Roman"/>
@@ -25209,15 +25317,26 @@
         </w:rPr>
         <w:t>）</w:t>
       </w:r>
-    </w:p>
-    <w:p>
-      <w:pPr>
-        <w:pStyle w:val="Compact"/>
-        <w:numPr>
-          <w:ilvl w:val="0"/>
-          <w:numId w:val="1007"/>
-        </w:numPr>
-      </w:pPr>
+      <w:r>
+        <w:rPr>
+          <w:rFonts w:ascii="Times New Roman" w:hAnsi="Times New Roman" w:eastAsia="Times New Roman" w:cs="Times New Roman"/>
+        </w:rPr>
+        <w:t xml:space="preserve"> </w:t>
+      </w:r>
+      <w:r>
+        <w:rPr>
+          <w:rFonts w:ascii="Times New Roman" w:hAnsi="Times New Roman" w:eastAsia="Times New Roman" w:cs="Times New Roman"/>
+          <w:b/>
+          <w:bCs/>
+        </w:rPr>
+        <w:t xml:space="preserve">11.</w:t>
+      </w:r>
+      <w:r>
+        <w:rPr>
+          <w:rFonts w:ascii="Times New Roman" w:hAnsi="Times New Roman" w:eastAsia="Times New Roman" w:cs="Times New Roman"/>
+        </w:rPr>
+        <w:t xml:space="preserve"> </w:t>
+      </w:r>
       <w:r>
         <w:rPr>
           <w:rFonts w:hint="eastAsia" w:ascii="Times New Roman" w:hAnsi="Times New Roman" w:eastAsia="FangSong" w:cs="Times New Roman"/>
@@ -25328,15 +25447,26 @@
         </w:rPr>
         <w:t>。</w:t>
       </w:r>
-    </w:p>
-    <w:p>
-      <w:pPr>
-        <w:pStyle w:val="Compact"/>
-        <w:numPr>
-          <w:ilvl w:val="0"/>
-          <w:numId w:val="1007"/>
-        </w:numPr>
-      </w:pPr>
+      <w:r>
+        <w:rPr>
+          <w:rFonts w:ascii="Times New Roman" w:hAnsi="Times New Roman" w:eastAsia="Times New Roman" w:cs="Times New Roman"/>
+        </w:rPr>
+        <w:t xml:space="preserve"> </w:t>
+      </w:r>
+      <w:r>
+        <w:rPr>
+          <w:rFonts w:ascii="Times New Roman" w:hAnsi="Times New Roman" w:eastAsia="Times New Roman" w:cs="Times New Roman"/>
+          <w:b/>
+          <w:bCs/>
+        </w:rPr>
+        <w:t xml:space="preserve">12.</w:t>
+      </w:r>
+      <w:r>
+        <w:rPr>
+          <w:rFonts w:ascii="Times New Roman" w:hAnsi="Times New Roman" w:eastAsia="Times New Roman" w:cs="Times New Roman"/>
+        </w:rPr>
+        <w:t xml:space="preserve"> </w:t>
+      </w:r>
       <w:r>
         <w:rPr>
           <w:rFonts w:hint="eastAsia" w:ascii="Times New Roman" w:hAnsi="Times New Roman" w:eastAsia="FangSong" w:cs="Times New Roman"/>
@@ -25492,44 +25622,15 @@
     </w:p>
     <w:p>
       <w:pPr>
-        <w:pStyle w:val="Compact"/>
-        <w:numPr>
-          <w:ilvl w:val="0"/>
-          <w:numId w:val="1008"/>
-        </w:numPr>
+        <w:pStyle w:val="FirstParagraph"/>
       </w:pPr>
       <w:r>
         <w:rPr>
-          <w:rFonts w:hint="eastAsia" w:ascii="Times New Roman" w:hAnsi="Times New Roman" w:eastAsia="FangSong" w:cs="Times New Roman"/>
+          <w:rFonts w:ascii="Times New Roman" w:hAnsi="Times New Roman" w:eastAsia="Times New Roman" w:cs="Times New Roman"/>
           <w:b/>
           <w:bCs/>
         </w:rPr>
-        <w:t xml:space="preserve">存在形体</w:t>
-      </w:r>
-      <w:r>
-        <w:rPr>
-          <w:rFonts w:hint="eastAsia" w:ascii="Times New Roman" w:hAnsi="Times New Roman" w:eastAsia="Times New Roman" w:cs="Times New Roman"/>
-        </w:rPr>
-        <w:t>：</w:t>
-      </w:r>
-      <w:r>
-        <w:rPr>
-          <w:rFonts w:hint="eastAsia" w:ascii="Times New Roman" w:hAnsi="Times New Roman" w:eastAsia="FangSong" w:cs="Times New Roman"/>
-        </w:rPr>
-        <w:t>写出</w:t>
-      </w:r>
-      <w:r>
-        <w:rPr>
-          <w:rFonts w:ascii="Times New Roman" w:hAnsi="Times New Roman" w:eastAsia="Times New Roman" w:cs="Times New Roman"/>
-        </w:rPr>
-        <w:t xml:space="preserve"> NaNO</w:t>
-      </w:r>
-      <w:r>
-        <w:rPr>
-          <w:rFonts w:ascii="Times New Roman" w:hAnsi="Times New Roman" w:eastAsia="Times New Roman" w:cs="Times New Roman"/>
-          <w:vertAlign w:val="subscript"/>
-        </w:rPr>
-        <w:t>2</w:t>
+        <w:t xml:space="preserve">13.</w:t>
       </w:r>
       <w:r>
         <w:rPr>
@@ -25537,83 +25638,13 @@
         </w:rPr>
         <w:t xml:space="preserve"> </w:t>
       </w:r>
-      <w:r>
-        <w:rPr>
-          <w:rFonts w:hint="eastAsia" w:ascii="Times New Roman" w:hAnsi="Times New Roman" w:eastAsia="FangSong" w:cs="Times New Roman"/>
-        </w:rPr>
-        <w:t>在酸性条件下分解的总反应</w:t>
-      </w:r>
-      <w:r>
-        <w:rPr>
-          <w:rFonts w:hint="eastAsia" w:ascii="Times New Roman" w:hAnsi="Times New Roman" w:eastAsia="Times New Roman" w:cs="Times New Roman"/>
-        </w:rPr>
-        <w:t>，</w:t>
-      </w:r>
-      <w:r>
-        <w:rPr>
-          <w:rFonts w:hint="eastAsia" w:ascii="Times New Roman" w:hAnsi="Times New Roman" w:eastAsia="FangSong" w:cs="Times New Roman"/>
-        </w:rPr>
-        <w:t>指出生成的两种气体</w:t>
-      </w:r>
-      <w:r>
-        <w:rPr>
-          <w:rFonts w:hint="eastAsia" w:ascii="Times New Roman" w:hAnsi="Times New Roman" w:eastAsia="Times New Roman" w:cs="Times New Roman"/>
-        </w:rPr>
-        <w:t>，</w:t>
-      </w:r>
-      <w:r>
-        <w:rPr>
-          <w:rFonts w:hint="eastAsia" w:ascii="Times New Roman" w:hAnsi="Times New Roman" w:eastAsia="FangSong" w:cs="Times New Roman"/>
-        </w:rPr>
-        <w:t>并说明为什么</w:t>
-      </w:r>
-      <w:r>
-        <w:rPr>
-          <w:rFonts w:ascii="Times New Roman" w:hAnsi="Times New Roman" w:eastAsia="Times New Roman" w:cs="Times New Roman"/>
-        </w:rPr>
-        <w:t xml:space="preserve"> HNO</w:t>
-      </w:r>
-      <w:r>
-        <w:rPr>
-          <w:rFonts w:ascii="Times New Roman" w:hAnsi="Times New Roman" w:eastAsia="Times New Roman" w:cs="Times New Roman"/>
-          <w:vertAlign w:val="subscript"/>
-        </w:rPr>
-        <w:t>2</w:t>
-      </w:r>
-      <w:r>
-        <w:rPr>
-          <w:rFonts w:ascii="Times New Roman" w:hAnsi="Times New Roman" w:eastAsia="Times New Roman" w:cs="Times New Roman"/>
-        </w:rPr>
-        <w:t xml:space="preserve"> </w:t>
-      </w:r>
-      <w:r>
-        <w:rPr>
-          <w:rFonts w:hint="eastAsia" w:ascii="Times New Roman" w:hAnsi="Times New Roman" w:eastAsia="FangSong" w:cs="Times New Roman"/>
-        </w:rPr>
-        <w:t>不能稳定存在</w:t>
-      </w:r>
-      <w:r>
-        <w:rPr>
-          <w:rFonts w:hint="eastAsia" w:ascii="Times New Roman" w:hAnsi="Times New Roman" w:eastAsia="Times New Roman" w:cs="Times New Roman"/>
-        </w:rPr>
-        <w:t>。</w:t>
-      </w:r>
-    </w:p>
-    <w:p>
-      <w:pPr>
-        <w:pStyle w:val="Compact"/>
-        <w:numPr>
-          <w:ilvl w:val="0"/>
-          <w:numId w:val="1008"/>
-        </w:numPr>
-      </w:pPr>
       <w:r>
         <w:rPr>
           <w:rFonts w:hint="eastAsia" w:ascii="Times New Roman" w:hAnsi="Times New Roman" w:eastAsia="FangSong" w:cs="Times New Roman"/>
           <w:b/>
           <w:bCs/>
         </w:rPr>
-        <w:t xml:space="preserve">叠加法</w:t>
+        <w:t xml:space="preserve">存在形体</w:t>
       </w:r>
       <w:r>
         <w:rPr>
@@ -25625,26 +25656,62 @@
         <w:rPr>
           <w:rFonts w:hint="eastAsia" w:ascii="Times New Roman" w:hAnsi="Times New Roman" w:eastAsia="FangSong" w:cs="Times New Roman"/>
         </w:rPr>
-        <w:t>配平</w:t>
-      </w:r>
-      <w:r>
-        <w:rPr>
-          <w:rFonts w:ascii="Times New Roman" w:hAnsi="Times New Roman" w:eastAsia="Times New Roman" w:cs="Times New Roman"/>
-        </w:rPr>
-        <w:t xml:space="preserve"> BrF</w:t>
+        <w:t>写出</w:t>
+      </w:r>
+      <w:r>
+        <w:rPr>
+          <w:rFonts w:ascii="Times New Roman" w:hAnsi="Times New Roman" w:eastAsia="Times New Roman" w:cs="Times New Roman"/>
+        </w:rPr>
+        <w:t xml:space="preserve"> NaNO</w:t>
       </w:r>
       <w:r>
         <w:rPr>
           <w:rFonts w:ascii="Times New Roman" w:hAnsi="Times New Roman" w:eastAsia="Times New Roman" w:cs="Times New Roman"/>
           <w:vertAlign w:val="subscript"/>
         </w:rPr>
-        <w:t>3</w:t>
-      </w:r>
-      <w:r>
-        <w:rPr>
-          <w:rFonts w:ascii="Times New Roman" w:hAnsi="Times New Roman" w:eastAsia="Times New Roman" w:cs="Times New Roman"/>
-        </w:rPr>
-        <w:t xml:space="preserve"> + H</w:t>
+        <w:t>2</w:t>
+      </w:r>
+      <w:r>
+        <w:rPr>
+          <w:rFonts w:ascii="Times New Roman" w:hAnsi="Times New Roman" w:eastAsia="Times New Roman" w:cs="Times New Roman"/>
+        </w:rPr>
+        <w:t xml:space="preserve"> </w:t>
+      </w:r>
+      <w:r>
+        <w:rPr>
+          <w:rFonts w:hint="eastAsia" w:ascii="Times New Roman" w:hAnsi="Times New Roman" w:eastAsia="FangSong" w:cs="Times New Roman"/>
+        </w:rPr>
+        <w:t>在酸性条件下分解的总反应</w:t>
+      </w:r>
+      <w:r>
+        <w:rPr>
+          <w:rFonts w:hint="eastAsia" w:ascii="Times New Roman" w:hAnsi="Times New Roman" w:eastAsia="Times New Roman" w:cs="Times New Roman"/>
+        </w:rPr>
+        <w:t>，</w:t>
+      </w:r>
+      <w:r>
+        <w:rPr>
+          <w:rFonts w:hint="eastAsia" w:ascii="Times New Roman" w:hAnsi="Times New Roman" w:eastAsia="FangSong" w:cs="Times New Roman"/>
+        </w:rPr>
+        <w:t>指出生成的两种气体</w:t>
+      </w:r>
+      <w:r>
+        <w:rPr>
+          <w:rFonts w:hint="eastAsia" w:ascii="Times New Roman" w:hAnsi="Times New Roman" w:eastAsia="Times New Roman" w:cs="Times New Roman"/>
+        </w:rPr>
+        <w:t>，</w:t>
+      </w:r>
+      <w:r>
+        <w:rPr>
+          <w:rFonts w:hint="eastAsia" w:ascii="Times New Roman" w:hAnsi="Times New Roman" w:eastAsia="FangSong" w:cs="Times New Roman"/>
+        </w:rPr>
+        <w:t>并说明为什么</w:t>
+      </w:r>
+      <w:r>
+        <w:rPr>
+          <w:rFonts w:ascii="Times New Roman" w:hAnsi="Times New Roman" w:eastAsia="Times New Roman" w:cs="Times New Roman"/>
+        </w:rPr>
+        <w:t xml:space="preserve"> HNO</w:t>
       </w:r>
       <w:r>
         <w:rPr>
@@ -25657,260 +25724,47 @@
         <w:rPr>
           <w:rFonts w:ascii="Times New Roman" w:hAnsi="Times New Roman" w:eastAsia="Times New Roman" w:cs="Times New Roman"/>
         </w:rPr>
-        <w:t xml:space="preserve">O </w:t>
-      </w:r>
-      <w:r>
-        <w:rPr>
-          <w:rFonts w:hint="eastAsia" w:ascii="Times New Roman" w:hAnsi="Times New Roman" w:eastAsia="Times New Roman" w:cs="Times New Roman"/>
-        </w:rPr>
-        <w:t>→（</w:t>
-      </w:r>
-      <w:r>
-        <w:rPr>
-          <w:rFonts w:hint="eastAsia" w:ascii="Times New Roman" w:hAnsi="Times New Roman" w:eastAsia="FangSong" w:cs="Times New Roman"/>
-        </w:rPr>
-        <w:t>提示</w:t>
-      </w:r>
-      <w:r>
-        <w:rPr>
-          <w:rFonts w:hint="eastAsia" w:ascii="Times New Roman" w:hAnsi="Times New Roman" w:eastAsia="Times New Roman" w:cs="Times New Roman"/>
-        </w:rPr>
-        <w:t>：</w:t>
-      </w:r>
-      <w:r>
-        <w:rPr>
-          <w:rFonts w:hint="eastAsia" w:ascii="Times New Roman" w:hAnsi="Times New Roman" w:eastAsia="FangSong" w:cs="Times New Roman"/>
-        </w:rPr>
-        <w:t>拆成</w:t>
-      </w:r>
-      <w:r>
-        <w:rPr>
-          <w:rFonts w:ascii="Times New Roman" w:hAnsi="Times New Roman" w:eastAsia="Times New Roman" w:cs="Times New Roman"/>
-        </w:rPr>
-        <w:t xml:space="preserve"> Br </w:t>
-      </w:r>
-      <w:r>
-        <w:rPr>
-          <w:rFonts w:hint="eastAsia" w:ascii="Times New Roman" w:hAnsi="Times New Roman" w:eastAsia="FangSong" w:cs="Times New Roman"/>
-        </w:rPr>
-        <w:t xml:space="preserve">保持</w:t>
-      </w:r>
-      <w:r>
-        <w:rPr>
-          <w:rFonts w:ascii="Times New Roman" w:hAnsi="Times New Roman" w:eastAsia="Times New Roman" w:cs="Times New Roman"/>
-        </w:rPr>
-        <w:t xml:space="preserve"> +3 </w:t>
-      </w:r>
-      <w:r>
-        <w:rPr>
-          <w:rFonts w:hint="eastAsia" w:ascii="Times New Roman" w:hAnsi="Times New Roman" w:eastAsia="FangSong" w:cs="Times New Roman"/>
-        </w:rPr>
-        <w:t xml:space="preserve">的水解与</w:t>
-      </w:r>
-      <w:r>
-        <w:rPr>
-          <w:rFonts w:ascii="Times New Roman" w:hAnsi="Times New Roman" w:eastAsia="Times New Roman" w:cs="Times New Roman"/>
-        </w:rPr>
-        <w:t xml:space="preserve"> Br → Br</w:t>
-      </w:r>
-      <w:r>
-        <w:rPr>
-          <w:rFonts w:ascii="Times New Roman" w:hAnsi="Times New Roman" w:eastAsia="Times New Roman" w:cs="Times New Roman"/>
-          <w:vertAlign w:val="subscript"/>
-        </w:rPr>
-        <w:t>2</w:t>
-      </w:r>
-      <w:r>
-        <w:rPr>
-          <w:rFonts w:ascii="Times New Roman" w:hAnsi="Times New Roman" w:eastAsia="Times New Roman" w:cs="Times New Roman"/>
-        </w:rPr>
-        <w:t xml:space="preserve"> + O</w:t>
-      </w:r>
-      <w:r>
-        <w:rPr>
-          <w:rFonts w:ascii="Times New Roman" w:hAnsi="Times New Roman" w:eastAsia="Times New Roman" w:cs="Times New Roman"/>
-          <w:vertAlign w:val="subscript"/>
-        </w:rPr>
-        <w:t>2</w:t>
-      </w:r>
-      <w:r>
-        <w:rPr>
-          <w:rFonts w:ascii="Times New Roman" w:hAnsi="Times New Roman" w:eastAsia="Times New Roman" w:cs="Times New Roman"/>
-        </w:rPr>
         <w:t xml:space="preserve"> </w:t>
       </w:r>
       <w:r>
         <w:rPr>
           <w:rFonts w:hint="eastAsia" w:ascii="Times New Roman" w:hAnsi="Times New Roman" w:eastAsia="FangSong" w:cs="Times New Roman"/>
         </w:rPr>
-        <w:t>的氧化还原两个子过程</w:t>
-      </w:r>
-      <w:r>
-        <w:rPr>
-          <w:rFonts w:hint="eastAsia" w:ascii="Times New Roman" w:hAnsi="Times New Roman" w:eastAsia="Times New Roman" w:cs="Times New Roman"/>
-        </w:rPr>
-        <w:t>）</w:t>
-      </w:r>
-    </w:p>
-    <w:p>
-      <w:pPr>
-        <w:pStyle w:val="Compact"/>
-        <w:numPr>
-          <w:ilvl w:val="0"/>
-          <w:numId w:val="1008"/>
-        </w:numPr>
-      </w:pPr>
-      <w:r>
-        <w:rPr>
-          <w:rFonts w:hint="eastAsia" w:ascii="Times New Roman" w:hAnsi="Times New Roman" w:eastAsia="FangSong" w:cs="Times New Roman"/>
+        <w:t>不能稳定存在</w:t>
+      </w:r>
+      <w:r>
+        <w:rPr>
+          <w:rFonts w:hint="eastAsia" w:ascii="Times New Roman" w:hAnsi="Times New Roman" w:eastAsia="Times New Roman" w:cs="Times New Roman"/>
+        </w:rPr>
+        <w:t>。</w:t>
+      </w:r>
+      <w:r>
+        <w:rPr>
+          <w:rFonts w:ascii="Times New Roman" w:hAnsi="Times New Roman" w:eastAsia="Times New Roman" w:cs="Times New Roman"/>
+        </w:rPr>
+        <w:t xml:space="preserve"> </w:t>
+      </w:r>
+      <w:r>
+        <w:rPr>
+          <w:rFonts w:ascii="Times New Roman" w:hAnsi="Times New Roman" w:eastAsia="Times New Roman" w:cs="Times New Roman"/>
           <w:b/>
           <w:bCs/>
         </w:rPr>
-        <w:t xml:space="preserve">多元素同时变价</w:t>
-      </w:r>
-      <w:r>
-        <w:rPr>
-          <w:rFonts w:hint="eastAsia" w:ascii="Times New Roman" w:hAnsi="Times New Roman" w:eastAsia="Times New Roman" w:cs="Times New Roman"/>
-        </w:rPr>
-        <w:t>：</w:t>
-      </w:r>
-      <w:r>
-        <w:rPr>
-          <w:rFonts w:hint="eastAsia" w:ascii="Times New Roman" w:hAnsi="Times New Roman" w:eastAsia="FangSong" w:cs="Times New Roman"/>
-        </w:rPr>
-        <w:t>配平</w:t>
-      </w:r>
-      <w:r>
-        <w:rPr>
-          <w:rFonts w:ascii="Times New Roman" w:hAnsi="Times New Roman" w:eastAsia="Times New Roman" w:cs="Times New Roman"/>
-        </w:rPr>
-        <w:t xml:space="preserve"> As</w:t>
-      </w:r>
-      <w:r>
-        <w:rPr>
-          <w:rFonts w:ascii="Times New Roman" w:hAnsi="Times New Roman" w:eastAsia="Times New Roman" w:cs="Times New Roman"/>
-          <w:vertAlign w:val="subscript"/>
-        </w:rPr>
-        <w:t>2</w:t>
-      </w:r>
-      <w:r>
-        <w:rPr>
-          <w:rFonts w:ascii="Times New Roman" w:hAnsi="Times New Roman" w:eastAsia="Times New Roman" w:cs="Times New Roman"/>
-        </w:rPr>
-        <w:t>S</w:t>
-      </w:r>
-      <w:r>
-        <w:rPr>
-          <w:rFonts w:ascii="Times New Roman" w:hAnsi="Times New Roman" w:eastAsia="Times New Roman" w:cs="Times New Roman"/>
-          <w:vertAlign w:val="subscript"/>
-        </w:rPr>
-        <w:t>3</w:t>
-      </w:r>
-      <w:r>
-        <w:rPr>
-          <w:rFonts w:ascii="Times New Roman" w:hAnsi="Times New Roman" w:eastAsia="Times New Roman" w:cs="Times New Roman"/>
-        </w:rPr>
-        <w:t xml:space="preserve"> + HNO</w:t>
-      </w:r>
-      <w:r>
-        <w:rPr>
-          <w:rFonts w:ascii="Times New Roman" w:hAnsi="Times New Roman" w:eastAsia="Times New Roman" w:cs="Times New Roman"/>
-          <w:vertAlign w:val="subscript"/>
-        </w:rPr>
-        <w:t>3</w:t>
-      </w:r>
-      <w:r>
-        <w:rPr>
-          <w:rFonts w:ascii="Times New Roman" w:hAnsi="Times New Roman" w:eastAsia="Times New Roman" w:cs="Times New Roman"/>
-        </w:rPr>
-        <w:t xml:space="preserve"> → H</w:t>
-      </w:r>
-      <w:r>
-        <w:rPr>
-          <w:rFonts w:ascii="Times New Roman" w:hAnsi="Times New Roman" w:eastAsia="Times New Roman" w:cs="Times New Roman"/>
-          <w:vertAlign w:val="subscript"/>
-        </w:rPr>
-        <w:t>3</w:t>
-      </w:r>
-      <w:r>
-        <w:rPr>
-          <w:rFonts w:ascii="Times New Roman" w:hAnsi="Times New Roman" w:eastAsia="Times New Roman" w:cs="Times New Roman"/>
-        </w:rPr>
-        <w:t>AsO</w:t>
-      </w:r>
-      <w:r>
-        <w:rPr>
-          <w:rFonts w:ascii="Times New Roman" w:hAnsi="Times New Roman" w:eastAsia="Times New Roman" w:cs="Times New Roman"/>
-          <w:vertAlign w:val="subscript"/>
-        </w:rPr>
-        <w:t>4</w:t>
-      </w:r>
-      <w:r>
-        <w:rPr>
-          <w:rFonts w:ascii="Times New Roman" w:hAnsi="Times New Roman" w:eastAsia="Times New Roman" w:cs="Times New Roman"/>
-        </w:rPr>
-        <w:t xml:space="preserve"> + H</w:t>
-      </w:r>
-      <w:r>
-        <w:rPr>
-          <w:rFonts w:ascii="Times New Roman" w:hAnsi="Times New Roman" w:eastAsia="Times New Roman" w:cs="Times New Roman"/>
-          <w:vertAlign w:val="subscript"/>
-        </w:rPr>
-        <w:t>2</w:t>
-      </w:r>
-      <w:r>
-        <w:rPr>
-          <w:rFonts w:ascii="Times New Roman" w:hAnsi="Times New Roman" w:eastAsia="Times New Roman" w:cs="Times New Roman"/>
-        </w:rPr>
-        <w:t>SO</w:t>
-      </w:r>
-      <w:r>
-        <w:rPr>
-          <w:rFonts w:ascii="Times New Roman" w:hAnsi="Times New Roman" w:eastAsia="Times New Roman" w:cs="Times New Roman"/>
-          <w:vertAlign w:val="subscript"/>
-        </w:rPr>
-        <w:t>4</w:t>
-      </w:r>
-      <w:r>
-        <w:rPr>
-          <w:rFonts w:ascii="Times New Roman" w:hAnsi="Times New Roman" w:eastAsia="Times New Roman" w:cs="Times New Roman"/>
-        </w:rPr>
-        <w:t xml:space="preserve"> + </w:t>
-      </w:r>
-      <w:r>
-        <w:rPr>
-          <w:rFonts w:hint="eastAsia" w:ascii="Times New Roman" w:hAnsi="Times New Roman" w:eastAsia="Times New Roman" w:cs="Times New Roman"/>
-        </w:rPr>
-        <w:t>NO（</w:t>
-      </w:r>
-      <w:r>
-        <w:rPr>
-          <w:rFonts w:hint="eastAsia" w:ascii="Times New Roman" w:hAnsi="Times New Roman" w:eastAsia="FangSong" w:cs="Times New Roman"/>
-        </w:rPr>
-        <w:t>选做</w:t>
-      </w:r>
-      <w:r>
-        <w:rPr>
-          <w:rFonts w:hint="eastAsia" w:ascii="Times New Roman" w:hAnsi="Times New Roman" w:eastAsia="Times New Roman" w:cs="Times New Roman"/>
-        </w:rPr>
-        <w:t>）</w:t>
-      </w:r>
-    </w:p>
-    <w:p>
-      <w:pPr>
-        <w:pStyle w:val="Compact"/>
-        <w:numPr>
-          <w:ilvl w:val="0"/>
-          <w:numId w:val="1008"/>
-        </w:numPr>
-      </w:pPr>
+        <w:t xml:space="preserve">14.</w:t>
+      </w:r>
+      <w:r>
+        <w:rPr>
+          <w:rFonts w:ascii="Times New Roman" w:hAnsi="Times New Roman" w:eastAsia="Times New Roman" w:cs="Times New Roman"/>
+        </w:rPr>
+        <w:t xml:space="preserve"> </w:t>
+      </w:r>
       <w:r>
         <w:rPr>
           <w:rFonts w:hint="eastAsia" w:ascii="Times New Roman" w:hAnsi="Times New Roman" w:eastAsia="FangSong" w:cs="Times New Roman"/>
           <w:b/>
           <w:bCs/>
         </w:rPr>
-        <w:t xml:space="preserve">化学图景</w:t>
+        <w:t xml:space="preserve">叠加法</w:t>
       </w:r>
       <w:r>
         <w:rPr>
@@ -25922,66 +25776,396 @@
         <w:rPr>
           <w:rFonts w:hint="eastAsia" w:ascii="Times New Roman" w:hAnsi="Times New Roman" w:eastAsia="FangSong" w:cs="Times New Roman"/>
         </w:rPr>
-        <w:t>写出</w:t>
-      </w:r>
-      <w:r>
-        <w:rPr>
-          <w:rFonts w:ascii="Times New Roman" w:hAnsi="Times New Roman" w:eastAsia="Times New Roman" w:cs="Times New Roman"/>
-        </w:rPr>
-        <w:t xml:space="preserve"> MnO</w:t>
+        <w:t>配平</w:t>
+      </w:r>
+      <w:r>
+        <w:rPr>
+          <w:rFonts w:ascii="Times New Roman" w:hAnsi="Times New Roman" w:eastAsia="Times New Roman" w:cs="Times New Roman"/>
+        </w:rPr>
+        <w:t xml:space="preserve"> BrF</w:t>
       </w:r>
       <w:r>
         <w:rPr>
           <w:rFonts w:ascii="Times New Roman" w:hAnsi="Times New Roman" w:eastAsia="Times New Roman" w:cs="Times New Roman"/>
           <w:vertAlign w:val="subscript"/>
         </w:rPr>
+        <w:t>3</w:t>
+      </w:r>
+      <w:r>
+        <w:rPr>
+          <w:rFonts w:ascii="Times New Roman" w:hAnsi="Times New Roman" w:eastAsia="Times New Roman" w:cs="Times New Roman"/>
+        </w:rPr>
+        <w:t xml:space="preserve"> + H</w:t>
+      </w:r>
+      <w:r>
+        <w:rPr>
+          <w:rFonts w:ascii="Times New Roman" w:hAnsi="Times New Roman" w:eastAsia="Times New Roman" w:cs="Times New Roman"/>
+          <w:vertAlign w:val="subscript"/>
+        </w:rPr>
         <w:t>2</w:t>
       </w:r>
       <w:r>
         <w:rPr>
           <w:rFonts w:ascii="Times New Roman" w:hAnsi="Times New Roman" w:eastAsia="Times New Roman" w:cs="Times New Roman"/>
         </w:rPr>
+        <w:t xml:space="preserve">O </w:t>
+      </w:r>
+      <w:r>
+        <w:rPr>
+          <w:rFonts w:hint="eastAsia" w:ascii="Times New Roman" w:hAnsi="Times New Roman" w:eastAsia="Times New Roman" w:cs="Times New Roman"/>
+        </w:rPr>
+        <w:t>→（</w:t>
+      </w:r>
+      <w:r>
+        <w:rPr>
+          <w:rFonts w:hint="eastAsia" w:ascii="Times New Roman" w:hAnsi="Times New Roman" w:eastAsia="FangSong" w:cs="Times New Roman"/>
+        </w:rPr>
+        <w:t>提示</w:t>
+      </w:r>
+      <w:r>
+        <w:rPr>
+          <w:rFonts w:hint="eastAsia" w:ascii="Times New Roman" w:hAnsi="Times New Roman" w:eastAsia="Times New Roman" w:cs="Times New Roman"/>
+        </w:rPr>
+        <w:t>：</w:t>
+      </w:r>
+      <w:r>
+        <w:rPr>
+          <w:rFonts w:hint="eastAsia" w:ascii="Times New Roman" w:hAnsi="Times New Roman" w:eastAsia="FangSong" w:cs="Times New Roman"/>
+        </w:rPr>
+        <w:t>拆成</w:t>
+      </w:r>
+      <w:r>
+        <w:rPr>
+          <w:rFonts w:ascii="Times New Roman" w:hAnsi="Times New Roman" w:eastAsia="Times New Roman" w:cs="Times New Roman"/>
+        </w:rPr>
+        <w:t xml:space="preserve"> Br </w:t>
+      </w:r>
+      <w:r>
+        <w:rPr>
+          <w:rFonts w:hint="eastAsia" w:ascii="Times New Roman" w:hAnsi="Times New Roman" w:eastAsia="FangSong" w:cs="Times New Roman"/>
+        </w:rPr>
+        <w:t xml:space="preserve">保持</w:t>
+      </w:r>
+      <w:r>
+        <w:rPr>
+          <w:rFonts w:ascii="Times New Roman" w:hAnsi="Times New Roman" w:eastAsia="Times New Roman" w:cs="Times New Roman"/>
+        </w:rPr>
+        <w:t xml:space="preserve"> +3 </w:t>
+      </w:r>
+      <w:r>
+        <w:rPr>
+          <w:rFonts w:hint="eastAsia" w:ascii="Times New Roman" w:hAnsi="Times New Roman" w:eastAsia="FangSong" w:cs="Times New Roman"/>
+        </w:rPr>
+        <w:t xml:space="preserve">的水解与</w:t>
+      </w:r>
+      <w:r>
+        <w:rPr>
+          <w:rFonts w:ascii="Times New Roman" w:hAnsi="Times New Roman" w:eastAsia="Times New Roman" w:cs="Times New Roman"/>
+        </w:rPr>
+        <w:t xml:space="preserve"> Br → Br</w:t>
+      </w:r>
+      <w:r>
+        <w:rPr>
+          <w:rFonts w:ascii="Times New Roman" w:hAnsi="Times New Roman" w:eastAsia="Times New Roman" w:cs="Times New Roman"/>
+          <w:vertAlign w:val="subscript"/>
+        </w:rPr>
+        <w:t>2</w:t>
+      </w:r>
+      <w:r>
+        <w:rPr>
+          <w:rFonts w:ascii="Times New Roman" w:hAnsi="Times New Roman" w:eastAsia="Times New Roman" w:cs="Times New Roman"/>
+        </w:rPr>
+        <w:t xml:space="preserve"> + O</w:t>
+      </w:r>
+      <w:r>
+        <w:rPr>
+          <w:rFonts w:ascii="Times New Roman" w:hAnsi="Times New Roman" w:eastAsia="Times New Roman" w:cs="Times New Roman"/>
+          <w:vertAlign w:val="subscript"/>
+        </w:rPr>
+        <w:t>2</w:t>
+      </w:r>
+      <w:r>
+        <w:rPr>
+          <w:rFonts w:ascii="Times New Roman" w:hAnsi="Times New Roman" w:eastAsia="Times New Roman" w:cs="Times New Roman"/>
+        </w:rPr>
         <w:t xml:space="preserve"> </w:t>
       </w:r>
       <w:r>
         <w:rPr>
           <w:rFonts w:hint="eastAsia" w:ascii="Times New Roman" w:hAnsi="Times New Roman" w:eastAsia="FangSong" w:cs="Times New Roman"/>
         </w:rPr>
-        <w:t>与浓盐酸的反应</w:t>
-      </w:r>
-      <w:r>
-        <w:rPr>
-          <w:rFonts w:hint="eastAsia" w:ascii="Times New Roman" w:hAnsi="Times New Roman" w:eastAsia="Times New Roman" w:cs="Times New Roman"/>
-        </w:rPr>
-        <w:t>，</w:t>
-      </w:r>
-      <w:r>
-        <w:rPr>
-          <w:rFonts w:hint="eastAsia" w:ascii="Times New Roman" w:hAnsi="Times New Roman" w:eastAsia="FangSong" w:cs="Times New Roman"/>
-        </w:rPr>
-        <w:t>并说明为什么这题要先判产物再配平</w:t>
-      </w:r>
-      <w:r>
-        <w:rPr>
-          <w:rFonts w:hint="eastAsia" w:ascii="Times New Roman" w:hAnsi="Times New Roman" w:eastAsia="Times New Roman" w:cs="Times New Roman"/>
-        </w:rPr>
-        <w:t>。</w:t>
-      </w:r>
-    </w:p>
-    <w:p>
-      <w:pPr>
-        <w:pStyle w:val="Compact"/>
-        <w:numPr>
-          <w:ilvl w:val="0"/>
-          <w:numId w:val="1008"/>
-        </w:numPr>
-      </w:pPr>
-      <w:r>
-        <w:rPr>
-          <w:rFonts w:hint="eastAsia" w:ascii="Times New Roman" w:hAnsi="Times New Roman" w:eastAsia="FangSong" w:cs="Times New Roman"/>
+        <w:t>的氧化还原两个子过程</w:t>
+      </w:r>
+      <w:r>
+        <w:rPr>
+          <w:rFonts w:hint="eastAsia" w:ascii="Times New Roman" w:hAnsi="Times New Roman" w:eastAsia="Times New Roman" w:cs="Times New Roman"/>
+        </w:rPr>
+        <w:t>）</w:t>
+      </w:r>
+      <w:r>
+        <w:rPr>
+          <w:rFonts w:ascii="Times New Roman" w:hAnsi="Times New Roman" w:eastAsia="Times New Roman" w:cs="Times New Roman"/>
+        </w:rPr>
+        <w:t xml:space="preserve"> </w:t>
+      </w:r>
+      <w:r>
+        <w:rPr>
+          <w:rFonts w:ascii="Times New Roman" w:hAnsi="Times New Roman" w:eastAsia="Times New Roman" w:cs="Times New Roman"/>
           <w:b/>
           <w:bCs/>
         </w:rPr>
+        <w:t xml:space="preserve">15.</w:t>
+      </w:r>
+      <w:r>
+        <w:rPr>
+          <w:rFonts w:ascii="Times New Roman" w:hAnsi="Times New Roman" w:eastAsia="Times New Roman" w:cs="Times New Roman"/>
+        </w:rPr>
+        <w:t xml:space="preserve"> </w:t>
+      </w:r>
+      <w:r>
+        <w:rPr>
+          <w:rFonts w:hint="eastAsia" w:ascii="Times New Roman" w:hAnsi="Times New Roman" w:eastAsia="FangSong" w:cs="Times New Roman"/>
+          <w:b/>
+          <w:bCs/>
+        </w:rPr>
+        <w:t xml:space="preserve">多元素同时变价</w:t>
+      </w:r>
+      <w:r>
+        <w:rPr>
+          <w:rFonts w:hint="eastAsia" w:ascii="Times New Roman" w:hAnsi="Times New Roman" w:eastAsia="Times New Roman" w:cs="Times New Roman"/>
+        </w:rPr>
+        <w:t>：</w:t>
+      </w:r>
+      <w:r>
+        <w:rPr>
+          <w:rFonts w:hint="eastAsia" w:ascii="Times New Roman" w:hAnsi="Times New Roman" w:eastAsia="FangSong" w:cs="Times New Roman"/>
+        </w:rPr>
+        <w:t>配平</w:t>
+      </w:r>
+      <w:r>
+        <w:rPr>
+          <w:rFonts w:ascii="Times New Roman" w:hAnsi="Times New Roman" w:eastAsia="Times New Roman" w:cs="Times New Roman"/>
+        </w:rPr>
+        <w:t xml:space="preserve"> As</w:t>
+      </w:r>
+      <w:r>
+        <w:rPr>
+          <w:rFonts w:ascii="Times New Roman" w:hAnsi="Times New Roman" w:eastAsia="Times New Roman" w:cs="Times New Roman"/>
+          <w:vertAlign w:val="subscript"/>
+        </w:rPr>
+        <w:t>2</w:t>
+      </w:r>
+      <w:r>
+        <w:rPr>
+          <w:rFonts w:ascii="Times New Roman" w:hAnsi="Times New Roman" w:eastAsia="Times New Roman" w:cs="Times New Roman"/>
+        </w:rPr>
+        <w:t>S</w:t>
+      </w:r>
+      <w:r>
+        <w:rPr>
+          <w:rFonts w:ascii="Times New Roman" w:hAnsi="Times New Roman" w:eastAsia="Times New Roman" w:cs="Times New Roman"/>
+          <w:vertAlign w:val="subscript"/>
+        </w:rPr>
+        <w:t>3</w:t>
+      </w:r>
+      <w:r>
+        <w:rPr>
+          <w:rFonts w:ascii="Times New Roman" w:hAnsi="Times New Roman" w:eastAsia="Times New Roman" w:cs="Times New Roman"/>
+        </w:rPr>
+        <w:t xml:space="preserve"> + HNO</w:t>
+      </w:r>
+      <w:r>
+        <w:rPr>
+          <w:rFonts w:ascii="Times New Roman" w:hAnsi="Times New Roman" w:eastAsia="Times New Roman" w:cs="Times New Roman"/>
+          <w:vertAlign w:val="subscript"/>
+        </w:rPr>
+        <w:t>3</w:t>
+      </w:r>
+      <w:r>
+        <w:rPr>
+          <w:rFonts w:ascii="Times New Roman" w:hAnsi="Times New Roman" w:eastAsia="Times New Roman" w:cs="Times New Roman"/>
+        </w:rPr>
+        <w:t xml:space="preserve"> → H</w:t>
+      </w:r>
+      <w:r>
+        <w:rPr>
+          <w:rFonts w:ascii="Times New Roman" w:hAnsi="Times New Roman" w:eastAsia="Times New Roman" w:cs="Times New Roman"/>
+          <w:vertAlign w:val="subscript"/>
+        </w:rPr>
+        <w:t>3</w:t>
+      </w:r>
+      <w:r>
+        <w:rPr>
+          <w:rFonts w:ascii="Times New Roman" w:hAnsi="Times New Roman" w:eastAsia="Times New Roman" w:cs="Times New Roman"/>
+        </w:rPr>
+        <w:t>AsO</w:t>
+      </w:r>
+      <w:r>
+        <w:rPr>
+          <w:rFonts w:ascii="Times New Roman" w:hAnsi="Times New Roman" w:eastAsia="Times New Roman" w:cs="Times New Roman"/>
+          <w:vertAlign w:val="subscript"/>
+        </w:rPr>
+        <w:t>4</w:t>
+      </w:r>
+      <w:r>
+        <w:rPr>
+          <w:rFonts w:ascii="Times New Roman" w:hAnsi="Times New Roman" w:eastAsia="Times New Roman" w:cs="Times New Roman"/>
+        </w:rPr>
+        <w:t xml:space="preserve"> + H</w:t>
+      </w:r>
+      <w:r>
+        <w:rPr>
+          <w:rFonts w:ascii="Times New Roman" w:hAnsi="Times New Roman" w:eastAsia="Times New Roman" w:cs="Times New Roman"/>
+          <w:vertAlign w:val="subscript"/>
+        </w:rPr>
+        <w:t>2</w:t>
+      </w:r>
+      <w:r>
+        <w:rPr>
+          <w:rFonts w:ascii="Times New Roman" w:hAnsi="Times New Roman" w:eastAsia="Times New Roman" w:cs="Times New Roman"/>
+        </w:rPr>
+        <w:t>SO</w:t>
+      </w:r>
+      <w:r>
+        <w:rPr>
+          <w:rFonts w:ascii="Times New Roman" w:hAnsi="Times New Roman" w:eastAsia="Times New Roman" w:cs="Times New Roman"/>
+          <w:vertAlign w:val="subscript"/>
+        </w:rPr>
+        <w:t>4</w:t>
+      </w:r>
+      <w:r>
+        <w:rPr>
+          <w:rFonts w:ascii="Times New Roman" w:hAnsi="Times New Roman" w:eastAsia="Times New Roman" w:cs="Times New Roman"/>
+        </w:rPr>
+        <w:t xml:space="preserve"> + </w:t>
+      </w:r>
+      <w:r>
+        <w:rPr>
+          <w:rFonts w:hint="eastAsia" w:ascii="Times New Roman" w:hAnsi="Times New Roman" w:eastAsia="Times New Roman" w:cs="Times New Roman"/>
+        </w:rPr>
+        <w:t>NO（</w:t>
+      </w:r>
+      <w:r>
+        <w:rPr>
+          <w:rFonts w:hint="eastAsia" w:ascii="Times New Roman" w:hAnsi="Times New Roman" w:eastAsia="FangSong" w:cs="Times New Roman"/>
+        </w:rPr>
+        <w:t>选做</w:t>
+      </w:r>
+      <w:r>
+        <w:rPr>
+          <w:rFonts w:hint="eastAsia" w:ascii="Times New Roman" w:hAnsi="Times New Roman" w:eastAsia="Times New Roman" w:cs="Times New Roman"/>
+        </w:rPr>
+        <w:t>）</w:t>
+      </w:r>
+      <w:r>
+        <w:rPr>
+          <w:rFonts w:ascii="Times New Roman" w:hAnsi="Times New Roman" w:eastAsia="Times New Roman" w:cs="Times New Roman"/>
+        </w:rPr>
+        <w:t xml:space="preserve"> </w:t>
+      </w:r>
+      <w:r>
+        <w:rPr>
+          <w:rFonts w:ascii="Times New Roman" w:hAnsi="Times New Roman" w:eastAsia="Times New Roman" w:cs="Times New Roman"/>
+          <w:b/>
+          <w:bCs/>
+        </w:rPr>
+        <w:t xml:space="preserve">16.</w:t>
+      </w:r>
+      <w:r>
+        <w:rPr>
+          <w:rFonts w:ascii="Times New Roman" w:hAnsi="Times New Roman" w:eastAsia="Times New Roman" w:cs="Times New Roman"/>
+        </w:rPr>
+        <w:t xml:space="preserve"> </w:t>
+      </w:r>
+      <w:r>
+        <w:rPr>
+          <w:rFonts w:hint="eastAsia" w:ascii="Times New Roman" w:hAnsi="Times New Roman" w:eastAsia="FangSong" w:cs="Times New Roman"/>
+          <w:b/>
+          <w:bCs/>
+        </w:rPr>
+        <w:t xml:space="preserve">化学图景</w:t>
+      </w:r>
+      <w:r>
+        <w:rPr>
+          <w:rFonts w:hint="eastAsia" w:ascii="Times New Roman" w:hAnsi="Times New Roman" w:eastAsia="Times New Roman" w:cs="Times New Roman"/>
+        </w:rPr>
+        <w:t>：</w:t>
+      </w:r>
+      <w:r>
+        <w:rPr>
+          <w:rFonts w:hint="eastAsia" w:ascii="Times New Roman" w:hAnsi="Times New Roman" w:eastAsia="FangSong" w:cs="Times New Roman"/>
+        </w:rPr>
+        <w:t>写出</w:t>
+      </w:r>
+      <w:r>
+        <w:rPr>
+          <w:rFonts w:ascii="Times New Roman" w:hAnsi="Times New Roman" w:eastAsia="Times New Roman" w:cs="Times New Roman"/>
+        </w:rPr>
+        <w:t xml:space="preserve"> MnO</w:t>
+      </w:r>
+      <w:r>
+        <w:rPr>
+          <w:rFonts w:ascii="Times New Roman" w:hAnsi="Times New Roman" w:eastAsia="Times New Roman" w:cs="Times New Roman"/>
+          <w:vertAlign w:val="subscript"/>
+        </w:rPr>
+        <w:t>2</w:t>
+      </w:r>
+      <w:r>
+        <w:rPr>
+          <w:rFonts w:ascii="Times New Roman" w:hAnsi="Times New Roman" w:eastAsia="Times New Roman" w:cs="Times New Roman"/>
+        </w:rPr>
+        <w:t xml:space="preserve"> </w:t>
+      </w:r>
+      <w:r>
+        <w:rPr>
+          <w:rFonts w:hint="eastAsia" w:ascii="Times New Roman" w:hAnsi="Times New Roman" w:eastAsia="FangSong" w:cs="Times New Roman"/>
+        </w:rPr>
+        <w:t>与浓盐酸的反应</w:t>
+      </w:r>
+      <w:r>
+        <w:rPr>
+          <w:rFonts w:hint="eastAsia" w:ascii="Times New Roman" w:hAnsi="Times New Roman" w:eastAsia="Times New Roman" w:cs="Times New Roman"/>
+        </w:rPr>
+        <w:t>，</w:t>
+      </w:r>
+      <w:r>
+        <w:rPr>
+          <w:rFonts w:hint="eastAsia" w:ascii="Times New Roman" w:hAnsi="Times New Roman" w:eastAsia="FangSong" w:cs="Times New Roman"/>
+        </w:rPr>
+        <w:t>并说明为什么这题要先判产物再配平</w:t>
+      </w:r>
+      <w:r>
+        <w:rPr>
+          <w:rFonts w:hint="eastAsia" w:ascii="Times New Roman" w:hAnsi="Times New Roman" w:eastAsia="Times New Roman" w:cs="Times New Roman"/>
+        </w:rPr>
+        <w:t>。</w:t>
+      </w:r>
+      <w:r>
+        <w:rPr>
+          <w:rFonts w:ascii="Times New Roman" w:hAnsi="Times New Roman" w:eastAsia="Times New Roman" w:cs="Times New Roman"/>
+        </w:rPr>
+        <w:t xml:space="preserve"> </w:t>
+      </w:r>
+      <w:r>
+        <w:rPr>
+          <w:rFonts w:ascii="Times New Roman" w:hAnsi="Times New Roman" w:eastAsia="Times New Roman" w:cs="Times New Roman"/>
+          <w:b/>
+          <w:bCs/>
+        </w:rPr>
+        <w:t xml:space="preserve">17.</w:t>
+      </w:r>
+      <w:r>
+        <w:rPr>
+          <w:rFonts w:ascii="Times New Roman" w:hAnsi="Times New Roman" w:eastAsia="Times New Roman" w:cs="Times New Roman"/>
+        </w:rPr>
+        <w:t xml:space="preserve"> </w:t>
+      </w:r>
+      <w:r>
+        <w:rPr>
+          <w:rFonts w:hint="eastAsia" w:ascii="Times New Roman" w:hAnsi="Times New Roman" w:eastAsia="FangSong" w:cs="Times New Roman"/>
+          <w:b/>
+          <w:bCs/>
+        </w:rPr>
         <w:t xml:space="preserve">数据反推</w:t>
       </w:r>
       <w:r>
@@ -26214,15 +26398,26 @@
         </w:rPr>
         <w:t>。</w:t>
       </w:r>
-    </w:p>
-    <w:p>
-      <w:pPr>
-        <w:pStyle w:val="Compact"/>
-        <w:numPr>
-          <w:ilvl w:val="0"/>
-          <w:numId w:val="1008"/>
-        </w:numPr>
-      </w:pPr>
+      <w:r>
+        <w:rPr>
+          <w:rFonts w:ascii="Times New Roman" w:hAnsi="Times New Roman" w:eastAsia="Times New Roman" w:cs="Times New Roman"/>
+        </w:rPr>
+        <w:t xml:space="preserve"> </w:t>
+      </w:r>
+      <w:r>
+        <w:rPr>
+          <w:rFonts w:ascii="Times New Roman" w:hAnsi="Times New Roman" w:eastAsia="Times New Roman" w:cs="Times New Roman"/>
+          <w:b/>
+          <w:bCs/>
+        </w:rPr>
+        <w:t xml:space="preserve">18.</w:t>
+      </w:r>
+      <w:r>
+        <w:rPr>
+          <w:rFonts w:ascii="Times New Roman" w:hAnsi="Times New Roman" w:eastAsia="Times New Roman" w:cs="Times New Roman"/>
+        </w:rPr>
+        <w:t xml:space="preserve"> </w:t>
+      </w:r>
       <w:r>
         <w:rPr>
           <w:rFonts w:hint="eastAsia" w:ascii="Times New Roman" w:hAnsi="Times New Roman" w:eastAsia="FangSong" w:cs="Times New Roman"/>
@@ -26393,8 +26588,16 @@
       <w:r>
         <w:rPr>
           <w:rFonts w:ascii="Times New Roman" w:hAnsi="Times New Roman" w:eastAsia="Times New Roman" w:cs="Times New Roman"/>
-        </w:rPr>
-        <w:t xml:space="preserve">1. </w:t>
+          <w:b/>
+          <w:bCs/>
+        </w:rPr>
+        <w:t xml:space="preserve">1.</w:t>
+      </w:r>
+      <w:r>
+        <w:rPr>
+          <w:rFonts w:ascii="Times New Roman" w:hAnsi="Times New Roman" w:eastAsia="Times New Roman" w:cs="Times New Roman"/>
+        </w:rPr>
+        <w:t xml:space="preserve"> </w:t>
       </w:r>
       <w:r>
         <w:rPr>
@@ -26533,8 +26736,16 @@
       <w:r>
         <w:rPr>
           <w:rFonts w:ascii="Times New Roman" w:hAnsi="Times New Roman" w:eastAsia="Times New Roman" w:cs="Times New Roman"/>
-        </w:rPr>
-        <w:t xml:space="preserve">2. </w:t>
+          <w:b/>
+          <w:bCs/>
+        </w:rPr>
+        <w:t xml:space="preserve">2.</w:t>
+      </w:r>
+      <w:r>
+        <w:rPr>
+          <w:rFonts w:ascii="Times New Roman" w:hAnsi="Times New Roman" w:eastAsia="Times New Roman" w:cs="Times New Roman"/>
+        </w:rPr>
+        <w:t xml:space="preserve"> </w:t>
       </w:r>
       <w:r>
         <w:rPr>
@@ -26698,8 +26909,16 @@
       <w:r>
         <w:rPr>
           <w:rFonts w:ascii="Times New Roman" w:hAnsi="Times New Roman" w:eastAsia="Times New Roman" w:cs="Times New Roman"/>
-        </w:rPr>
-        <w:t xml:space="preserve">3. </w:t>
+          <w:b/>
+          <w:bCs/>
+        </w:rPr>
+        <w:t xml:space="preserve">3.</w:t>
+      </w:r>
+      <w:r>
+        <w:rPr>
+          <w:rFonts w:ascii="Times New Roman" w:hAnsi="Times New Roman" w:eastAsia="Times New Roman" w:cs="Times New Roman"/>
+        </w:rPr>
+        <w:t xml:space="preserve"> </w:t>
       </w:r>
       <w:r>
         <w:rPr>
@@ -26844,8 +27063,22 @@
       <w:r>
         <w:rPr>
           <w:rFonts w:ascii="Times New Roman" w:hAnsi="Times New Roman" w:eastAsia="Times New Roman" w:cs="Times New Roman"/>
-        </w:rPr>
-        <w:t>4. 2KMnO</w:t>
+          <w:b/>
+          <w:bCs/>
+        </w:rPr>
+        <w:t xml:space="preserve">4.</w:t>
+      </w:r>
+      <w:r>
+        <w:rPr>
+          <w:rFonts w:ascii="Times New Roman" w:hAnsi="Times New Roman" w:eastAsia="Times New Roman" w:cs="Times New Roman"/>
+        </w:rPr>
+        <w:t xml:space="preserve"> </w:t>
+      </w:r>
+      <w:r>
+        <w:rPr>
+          <w:rFonts w:ascii="Times New Roman" w:hAnsi="Times New Roman" w:eastAsia="Times New Roman" w:cs="Times New Roman"/>
+        </w:rPr>
+        <w:t>2KMnO</w:t>
       </w:r>
       <w:r>
         <w:rPr>
@@ -27102,8 +27335,22 @@
       <w:r>
         <w:rPr>
           <w:rFonts w:ascii="Times New Roman" w:hAnsi="Times New Roman" w:eastAsia="Times New Roman" w:cs="Times New Roman"/>
-        </w:rPr>
-        <w:t>5. Cr</w:t>
+          <w:b/>
+          <w:bCs/>
+        </w:rPr>
+        <w:t xml:space="preserve">5.</w:t>
+      </w:r>
+      <w:r>
+        <w:rPr>
+          <w:rFonts w:ascii="Times New Roman" w:hAnsi="Times New Roman" w:eastAsia="Times New Roman" w:cs="Times New Roman"/>
+        </w:rPr>
+        <w:t xml:space="preserve"> </w:t>
+      </w:r>
+      <w:r>
+        <w:rPr>
+          <w:rFonts w:ascii="Times New Roman" w:hAnsi="Times New Roman" w:eastAsia="Times New Roman" w:cs="Times New Roman"/>
+        </w:rPr>
+        <w:t>Cr</w:t>
       </w:r>
       <w:r>
         <w:rPr>
@@ -27199,8 +27446,16 @@
       <w:r>
         <w:rPr>
           <w:rFonts w:ascii="Times New Roman" w:hAnsi="Times New Roman" w:eastAsia="Times New Roman" w:cs="Times New Roman"/>
-        </w:rPr>
-        <w:t xml:space="preserve">6. </w:t>
+          <w:b/>
+          <w:bCs/>
+        </w:rPr>
+        <w:t xml:space="preserve">6.</w:t>
+      </w:r>
+      <w:r>
+        <w:rPr>
+          <w:rFonts w:ascii="Times New Roman" w:hAnsi="Times New Roman" w:eastAsia="Times New Roman" w:cs="Times New Roman"/>
+        </w:rPr>
+        <w:t xml:space="preserve"> </w:t>
       </w:r>
       <w:r>
         <w:rPr>
@@ -27391,8 +27646,22 @@
       <w:r>
         <w:rPr>
           <w:rFonts w:ascii="Times New Roman" w:hAnsi="Times New Roman" w:eastAsia="Times New Roman" w:cs="Times New Roman"/>
-        </w:rPr>
-        <w:t>7. Zn + 2OH</w:t>
+          <w:b/>
+          <w:bCs/>
+        </w:rPr>
+        <w:t xml:space="preserve">7.</w:t>
+      </w:r>
+      <w:r>
+        <w:rPr>
+          <w:rFonts w:ascii="Times New Roman" w:hAnsi="Times New Roman" w:eastAsia="Times New Roman" w:cs="Times New Roman"/>
+        </w:rPr>
+        <w:t xml:space="preserve"> </w:t>
+      </w:r>
+      <w:r>
+        <w:rPr>
+          <w:rFonts w:ascii="Times New Roman" w:hAnsi="Times New Roman" w:eastAsia="Times New Roman" w:cs="Times New Roman"/>
+        </w:rPr>
+        <w:t>Zn + 2OH</w:t>
       </w:r>
       <w:r>
         <w:rPr>
@@ -27468,8 +27737,16 @@
       <w:r>
         <w:rPr>
           <w:rFonts w:ascii="Times New Roman" w:hAnsi="Times New Roman" w:eastAsia="Times New Roman" w:cs="Times New Roman"/>
-        </w:rPr>
-        <w:t xml:space="preserve">8. </w:t>
+          <w:b/>
+          <w:bCs/>
+        </w:rPr>
+        <w:t xml:space="preserve">8.</w:t>
+      </w:r>
+      <w:r>
+        <w:rPr>
+          <w:rFonts w:ascii="Times New Roman" w:hAnsi="Times New Roman" w:eastAsia="Times New Roman" w:cs="Times New Roman"/>
+        </w:rPr>
+        <w:t xml:space="preserve"> </w:t>
       </w:r>
       <w:r>
         <w:rPr>
@@ -27597,8 +27874,22 @@
       <w:r>
         <w:rPr>
           <w:rFonts w:ascii="Times New Roman" w:hAnsi="Times New Roman" w:eastAsia="Times New Roman" w:cs="Times New Roman"/>
-        </w:rPr>
-        <w:t>9. 5I</w:t>
+          <w:b/>
+          <w:bCs/>
+        </w:rPr>
+        <w:t xml:space="preserve">9.</w:t>
+      </w:r>
+      <w:r>
+        <w:rPr>
+          <w:rFonts w:ascii="Times New Roman" w:hAnsi="Times New Roman" w:eastAsia="Times New Roman" w:cs="Times New Roman"/>
+        </w:rPr>
+        <w:t xml:space="preserve"> </w:t>
+      </w:r>
+      <w:r>
+        <w:rPr>
+          <w:rFonts w:ascii="Times New Roman" w:hAnsi="Times New Roman" w:eastAsia="Times New Roman" w:cs="Times New Roman"/>
+        </w:rPr>
+        <w:t>5I</w:t>
       </w:r>
       <w:r>
         <w:rPr>
@@ -27699,8 +27990,22 @@
       <w:r>
         <w:rPr>
           <w:rFonts w:ascii="Times New Roman" w:hAnsi="Times New Roman" w:eastAsia="Times New Roman" w:cs="Times New Roman"/>
-        </w:rPr>
-        <w:t>10. 4H</w:t>
+          <w:b/>
+          <w:bCs/>
+        </w:rPr>
+        <w:t xml:space="preserve">10.</w:t>
+      </w:r>
+      <w:r>
+        <w:rPr>
+          <w:rFonts w:ascii="Times New Roman" w:hAnsi="Times New Roman" w:eastAsia="Times New Roman" w:cs="Times New Roman"/>
+        </w:rPr>
+        <w:t xml:space="preserve"> </w:t>
+      </w:r>
+      <w:r>
+        <w:rPr>
+          <w:rFonts w:ascii="Times New Roman" w:hAnsi="Times New Roman" w:eastAsia="Times New Roman" w:cs="Times New Roman"/>
+        </w:rPr>
+        <w:t>4H</w:t>
       </w:r>
       <w:r>
         <w:rPr>
@@ -27837,8 +28142,22 @@
       <w:r>
         <w:rPr>
           <w:rFonts w:ascii="Times New Roman" w:hAnsi="Times New Roman" w:eastAsia="Times New Roman" w:cs="Times New Roman"/>
-        </w:rPr>
-        <w:t>11. 3Cu + 8H</w:t>
+          <w:b/>
+          <w:bCs/>
+        </w:rPr>
+        <w:t xml:space="preserve">11.</w:t>
+      </w:r>
+      <w:r>
+        <w:rPr>
+          <w:rFonts w:ascii="Times New Roman" w:hAnsi="Times New Roman" w:eastAsia="Times New Roman" w:cs="Times New Roman"/>
+        </w:rPr>
+        <w:t xml:space="preserve"> </w:t>
+      </w:r>
+      <w:r>
+        <w:rPr>
+          <w:rFonts w:ascii="Times New Roman" w:hAnsi="Times New Roman" w:eastAsia="Times New Roman" w:cs="Times New Roman"/>
+        </w:rPr>
+        <w:t>3Cu + 8H</w:t>
       </w:r>
       <w:r>
         <w:rPr>
@@ -27997,8 +28316,16 @@
       <w:r>
         <w:rPr>
           <w:rFonts w:ascii="Times New Roman" w:hAnsi="Times New Roman" w:eastAsia="Times New Roman" w:cs="Times New Roman"/>
-        </w:rPr>
-        <w:t xml:space="preserve">12. </w:t>
+          <w:b/>
+          <w:bCs/>
+        </w:rPr>
+        <w:t xml:space="preserve">12.</w:t>
+      </w:r>
+      <w:r>
+        <w:rPr>
+          <w:rFonts w:ascii="Times New Roman" w:hAnsi="Times New Roman" w:eastAsia="Times New Roman" w:cs="Times New Roman"/>
+        </w:rPr>
+        <w:t xml:space="preserve"> </w:t>
       </w:r>
       <w:r>
         <w:rPr>
@@ -28360,8 +28687,22 @@
       <w:r>
         <w:rPr>
           <w:rFonts w:ascii="Times New Roman" w:hAnsi="Times New Roman" w:eastAsia="Times New Roman" w:cs="Times New Roman"/>
-        </w:rPr>
-        <w:t>13. 2NaNO</w:t>
+          <w:b/>
+          <w:bCs/>
+        </w:rPr>
+        <w:t xml:space="preserve">13.</w:t>
+      </w:r>
+      <w:r>
+        <w:rPr>
+          <w:rFonts w:ascii="Times New Roman" w:hAnsi="Times New Roman" w:eastAsia="Times New Roman" w:cs="Times New Roman"/>
+        </w:rPr>
+        <w:t xml:space="preserve"> </w:t>
+      </w:r>
+      <w:r>
+        <w:rPr>
+          <w:rFonts w:ascii="Times New Roman" w:hAnsi="Times New Roman" w:eastAsia="Times New Roman" w:cs="Times New Roman"/>
+        </w:rPr>
+        <w:t>2NaNO</w:t>
       </w:r>
       <w:r>
         <w:rPr>
@@ -28585,8 +28926,22 @@
       <w:r>
         <w:rPr>
           <w:rFonts w:ascii="Times New Roman" w:hAnsi="Times New Roman" w:eastAsia="Times New Roman" w:cs="Times New Roman"/>
-        </w:rPr>
-        <w:t>14. 3BrF</w:t>
+          <w:b/>
+          <w:bCs/>
+        </w:rPr>
+        <w:t xml:space="preserve">14.</w:t>
+      </w:r>
+      <w:r>
+        <w:rPr>
+          <w:rFonts w:ascii="Times New Roman" w:hAnsi="Times New Roman" w:eastAsia="Times New Roman" w:cs="Times New Roman"/>
+        </w:rPr>
+        <w:t xml:space="preserve"> </w:t>
+      </w:r>
+      <w:r>
+        <w:rPr>
+          <w:rFonts w:ascii="Times New Roman" w:hAnsi="Times New Roman" w:eastAsia="Times New Roman" w:cs="Times New Roman"/>
+        </w:rPr>
+        <w:t>3BrF</w:t>
       </w:r>
       <w:r>
         <w:rPr>
@@ -28698,8 +29053,16 @@
       <w:r>
         <w:rPr>
           <w:rFonts w:ascii="Times New Roman" w:hAnsi="Times New Roman" w:eastAsia="Times New Roman" w:cs="Times New Roman"/>
-        </w:rPr>
-        <w:t xml:space="preserve">15. </w:t>
+          <w:b/>
+          <w:bCs/>
+        </w:rPr>
+        <w:t xml:space="preserve">15.</w:t>
+      </w:r>
+      <w:r>
+        <w:rPr>
+          <w:rFonts w:ascii="Times New Roman" w:hAnsi="Times New Roman" w:eastAsia="Times New Roman" w:cs="Times New Roman"/>
+        </w:rPr>
+        <w:t xml:space="preserve"> </w:t>
       </w:r>
       <w:r>
         <w:rPr>
@@ -29304,8 +29667,22 @@
       <w:r>
         <w:rPr>
           <w:rFonts w:ascii="Times New Roman" w:hAnsi="Times New Roman" w:eastAsia="Times New Roman" w:cs="Times New Roman"/>
-        </w:rPr>
-        <w:t>16. MnO</w:t>
+          <w:b/>
+          <w:bCs/>
+        </w:rPr>
+        <w:t xml:space="preserve">16.</w:t>
+      </w:r>
+      <w:r>
+        <w:rPr>
+          <w:rFonts w:ascii="Times New Roman" w:hAnsi="Times New Roman" w:eastAsia="Times New Roman" w:cs="Times New Roman"/>
+        </w:rPr>
+        <w:t xml:space="preserve"> </w:t>
+      </w:r>
+      <w:r>
+        <w:rPr>
+          <w:rFonts w:ascii="Times New Roman" w:hAnsi="Times New Roman" w:eastAsia="Times New Roman" w:cs="Times New Roman"/>
+        </w:rPr>
+        <w:t>MnO</w:t>
       </w:r>
       <w:r>
         <w:rPr>
@@ -29569,8 +29946,22 @@
       <w:r>
         <w:rPr>
           <w:rFonts w:ascii="Times New Roman" w:hAnsi="Times New Roman" w:eastAsia="Times New Roman" w:cs="Times New Roman"/>
-        </w:rPr>
-        <w:t xml:space="preserve">17. A = </w:t>
+          <w:b/>
+          <w:bCs/>
+        </w:rPr>
+        <w:t xml:space="preserve">17.</w:t>
+      </w:r>
+      <w:r>
+        <w:rPr>
+          <w:rFonts w:ascii="Times New Roman" w:hAnsi="Times New Roman" w:eastAsia="Times New Roman" w:cs="Times New Roman"/>
+        </w:rPr>
+        <w:t xml:space="preserve"> </w:t>
+      </w:r>
+      <w:r>
+        <w:rPr>
+          <w:rFonts w:ascii="Times New Roman" w:hAnsi="Times New Roman" w:eastAsia="Times New Roman" w:cs="Times New Roman"/>
+        </w:rPr>
+        <w:t xml:space="preserve">A = </w:t>
       </w:r>
       <w:r>
         <w:rPr>
@@ -29748,8 +30139,22 @@
       <w:r>
         <w:rPr>
           <w:rFonts w:ascii="Times New Roman" w:hAnsi="Times New Roman" w:eastAsia="Times New Roman" w:cs="Times New Roman"/>
-        </w:rPr>
-        <w:t>18. NaPO</w:t>
+          <w:b/>
+          <w:bCs/>
+        </w:rPr>
+        <w:t xml:space="preserve">18.</w:t>
+      </w:r>
+      <w:r>
+        <w:rPr>
+          <w:rFonts w:ascii="Times New Roman" w:hAnsi="Times New Roman" w:eastAsia="Times New Roman" w:cs="Times New Roman"/>
+        </w:rPr>
+        <w:t xml:space="preserve"> </w:t>
+      </w:r>
+      <w:r>
+        <w:rPr>
+          <w:rFonts w:ascii="Times New Roman" w:hAnsi="Times New Roman" w:eastAsia="Times New Roman" w:cs="Times New Roman"/>
+        </w:rPr>
+        <w:t>NaPO</w:t>
       </w:r>
       <w:r>
         <w:rPr>
@@ -29886,7 +30291,7 @@
         <w:pStyle w:val="Compact"/>
         <w:numPr>
           <w:ilvl w:val="0"/>
-          <w:numId w:val="1009"/>
+          <w:numId w:val="1006"/>
         </w:numPr>
       </w:pPr>
       <w:r>
@@ -30047,7 +30452,7 @@
         <w:pStyle w:val="Compact"/>
         <w:numPr>
           <w:ilvl w:val="0"/>
-          <w:numId w:val="1009"/>
+          <w:numId w:val="1006"/>
         </w:numPr>
       </w:pPr>
       <w:r>
@@ -30166,7 +30571,7 @@
         <w:pStyle w:val="Compact"/>
         <w:numPr>
           <w:ilvl w:val="0"/>
-          <w:numId w:val="1009"/>
+          <w:numId w:val="1006"/>
         </w:numPr>
       </w:pPr>
       <w:r>
@@ -30261,7 +30666,7 @@
         <w:pStyle w:val="Compact"/>
         <w:numPr>
           <w:ilvl w:val="0"/>
-          <w:numId w:val="1009"/>
+          <w:numId w:val="1006"/>
         </w:numPr>
       </w:pPr>
       <w:r>
@@ -30548,7 +30953,7 @@
         <w:pStyle w:val="Compact"/>
         <w:numPr>
           <w:ilvl w:val="0"/>
-          <w:numId w:val="1009"/>
+          <w:numId w:val="1006"/>
         </w:numPr>
       </w:pPr>
       <w:r>
@@ -30685,7 +31090,7 @@
         <w:pStyle w:val="Compact"/>
         <w:numPr>
           <w:ilvl w:val="0"/>
-          <w:numId w:val="1009"/>
+          <w:numId w:val="1006"/>
         </w:numPr>
       </w:pPr>
       <w:r>
@@ -30804,7 +31209,7 @@
         <w:pStyle w:val="Compact"/>
         <w:numPr>
           <w:ilvl w:val="0"/>
-          <w:numId w:val="1009"/>
+          <w:numId w:val="1006"/>
         </w:numPr>
       </w:pPr>
       <w:r>
@@ -31489,176 +31894,6 @@
       </w:pPr>
     </w:lvl>
   </w:abstractNum>
-  <w:abstractNum w:abstractNumId="99417">
-    <w:nsid w:val="00A99417"/>
-    <w:multiLevelType w:val="multilevel"/>
-    <w:lvl w:ilvl="0">
-      <w:start w:val="7"/>
-      <w:numFmt w:val="decimal"/>
-      <w:lvlText w:val="%1."/>
-      <w:lvlJc w:val="left"/>
-      <w:pPr>
-        <w:ind w:left="720" w:hanging="360"/>
-      </w:pPr>
-    </w:lvl>
-    <w:lvl w:ilvl="1">
-      <w:start w:val="7"/>
-      <w:numFmt w:val="decimal"/>
-      <w:lvlText w:val="%2."/>
-      <w:lvlJc w:val="left"/>
-      <w:pPr>
-        <w:ind w:left="1440" w:hanging="360"/>
-      </w:pPr>
-    </w:lvl>
-    <w:lvl w:ilvl="2">
-      <w:start w:val="7"/>
-      <w:numFmt w:val="decimal"/>
-      <w:lvlText w:val="%3."/>
-      <w:lvlJc w:val="left"/>
-      <w:pPr>
-        <w:ind w:left="2160" w:hanging="360"/>
-      </w:pPr>
-    </w:lvl>
-    <w:lvl w:ilvl="3">
-      <w:start w:val="7"/>
-      <w:numFmt w:val="decimal"/>
-      <w:lvlText w:val="%4."/>
-      <w:lvlJc w:val="left"/>
-      <w:pPr>
-        <w:ind w:left="2880" w:hanging="360"/>
-      </w:pPr>
-    </w:lvl>
-    <w:lvl w:ilvl="4">
-      <w:start w:val="7"/>
-      <w:numFmt w:val="decimal"/>
-      <w:lvlText w:val="%5."/>
-      <w:lvlJc w:val="left"/>
-      <w:pPr>
-        <w:ind w:left="3600" w:hanging="360"/>
-      </w:pPr>
-    </w:lvl>
-    <w:lvl w:ilvl="5">
-      <w:start w:val="7"/>
-      <w:numFmt w:val="decimal"/>
-      <w:lvlText w:val="%6."/>
-      <w:lvlJc w:val="left"/>
-      <w:pPr>
-        <w:ind w:left="4320" w:hanging="360"/>
-      </w:pPr>
-    </w:lvl>
-    <w:lvl w:ilvl="6">
-      <w:start w:val="7"/>
-      <w:numFmt w:val="decimal"/>
-      <w:lvlText w:val="%7."/>
-      <w:lvlJc w:val="left"/>
-      <w:pPr>
-        <w:ind w:left="5040" w:hanging="360"/>
-      </w:pPr>
-    </w:lvl>
-    <w:lvl w:ilvl="7">
-      <w:start w:val="7"/>
-      <w:numFmt w:val="decimal"/>
-      <w:lvlText w:val="%8."/>
-      <w:lvlJc w:val="left"/>
-      <w:pPr>
-        <w:ind w:left="5760" w:hanging="360"/>
-      </w:pPr>
-    </w:lvl>
-    <w:lvl w:ilvl="8">
-      <w:start w:val="7"/>
-      <w:numFmt w:val="decimal"/>
-      <w:lvlText w:val="%9."/>
-      <w:lvlJc w:val="left"/>
-      <w:pPr>
-        <w:ind w:left="6480" w:hanging="360"/>
-      </w:pPr>
-    </w:lvl>
-  </w:abstractNum>
-  <w:abstractNum w:abstractNumId="994113">
-    <w:nsid w:val="0A994113"/>
-    <w:multiLevelType w:val="multilevel"/>
-    <w:lvl w:ilvl="0">
-      <w:start w:val="13"/>
-      <w:numFmt w:val="decimal"/>
-      <w:lvlText w:val="%1."/>
-      <w:lvlJc w:val="left"/>
-      <w:pPr>
-        <w:ind w:left="720" w:hanging="360"/>
-      </w:pPr>
-    </w:lvl>
-    <w:lvl w:ilvl="1">
-      <w:start w:val="13"/>
-      <w:numFmt w:val="decimal"/>
-      <w:lvlText w:val="%2."/>
-      <w:lvlJc w:val="left"/>
-      <w:pPr>
-        <w:ind w:left="1440" w:hanging="360"/>
-      </w:pPr>
-    </w:lvl>
-    <w:lvl w:ilvl="2">
-      <w:start w:val="13"/>
-      <w:numFmt w:val="decimal"/>
-      <w:lvlText w:val="%3."/>
-      <w:lvlJc w:val="left"/>
-      <w:pPr>
-        <w:ind w:left="2160" w:hanging="360"/>
-      </w:pPr>
-    </w:lvl>
-    <w:lvl w:ilvl="3">
-      <w:start w:val="13"/>
-      <w:numFmt w:val="decimal"/>
-      <w:lvlText w:val="%4."/>
-      <w:lvlJc w:val="left"/>
-      <w:pPr>
-        <w:ind w:left="2880" w:hanging="360"/>
-      </w:pPr>
-    </w:lvl>
-    <w:lvl w:ilvl="4">
-      <w:start w:val="13"/>
-      <w:numFmt w:val="decimal"/>
-      <w:lvlText w:val="%5."/>
-      <w:lvlJc w:val="left"/>
-      <w:pPr>
-        <w:ind w:left="3600" w:hanging="360"/>
-      </w:pPr>
-    </w:lvl>
-    <w:lvl w:ilvl="5">
-      <w:start w:val="13"/>
-      <w:numFmt w:val="decimal"/>
-      <w:lvlText w:val="%6."/>
-      <w:lvlJc w:val="left"/>
-      <w:pPr>
-        <w:ind w:left="4320" w:hanging="360"/>
-      </w:pPr>
-    </w:lvl>
-    <w:lvl w:ilvl="6">
-      <w:start w:val="13"/>
-      <w:numFmt w:val="decimal"/>
-      <w:lvlText w:val="%7."/>
-      <w:lvlJc w:val="left"/>
-      <w:pPr>
-        <w:ind w:left="5040" w:hanging="360"/>
-      </w:pPr>
-    </w:lvl>
-    <w:lvl w:ilvl="7">
-      <w:start w:val="13"/>
-      <w:numFmt w:val="decimal"/>
-      <w:lvlText w:val="%8."/>
-      <w:lvlJc w:val="left"/>
-      <w:pPr>
-        <w:ind w:left="5760" w:hanging="360"/>
-      </w:pPr>
-    </w:lvl>
-    <w:lvl w:ilvl="8">
-      <w:start w:val="13"/>
-      <w:numFmt w:val="decimal"/>
-      <w:lvlText w:val="%9."/>
-      <w:lvlJc w:val="left"/>
-      <w:pPr>
-        <w:ind w:left="6480" w:hanging="360"/>
-      </w:pPr>
-    </w:lvl>
-  </w:abstractNum>
   <w:num w:numId="1000">
     <w:abstractNumId w:val="990"/>
   </w:num>
@@ -31786,96 +32021,6 @@
     </w:lvlOverride>
   </w:num>
   <w:num w:numId="1006">
-    <w:abstractNumId w:val="99411"/>
-    <w:lvlOverride w:ilvl="0">
-      <w:startOverride w:val="1"/>
-    </w:lvlOverride>
-    <w:lvlOverride w:ilvl="1">
-      <w:startOverride w:val="1"/>
-    </w:lvlOverride>
-    <w:lvlOverride w:ilvl="2">
-      <w:startOverride w:val="1"/>
-    </w:lvlOverride>
-    <w:lvlOverride w:ilvl="3">
-      <w:startOverride w:val="1"/>
-    </w:lvlOverride>
-    <w:lvlOverride w:ilvl="4">
-      <w:startOverride w:val="1"/>
-    </w:lvlOverride>
-    <w:lvlOverride w:ilvl="5">
-      <w:startOverride w:val="1"/>
-    </w:lvlOverride>
-    <w:lvlOverride w:ilvl="6">
-      <w:startOverride w:val="1"/>
-    </w:lvlOverride>
-    <w:lvlOverride w:ilvl="7">
-      <w:startOverride w:val="1"/>
-    </w:lvlOverride>
-    <w:lvlOverride w:ilvl="8">
-      <w:startOverride w:val="1"/>
-    </w:lvlOverride>
-  </w:num>
-  <w:num w:numId="1007">
-    <w:abstractNumId w:val="99417"/>
-    <w:lvlOverride w:ilvl="0">
-      <w:startOverride w:val="7"/>
-    </w:lvlOverride>
-    <w:lvlOverride w:ilvl="1">
-      <w:startOverride w:val="7"/>
-    </w:lvlOverride>
-    <w:lvlOverride w:ilvl="2">
-      <w:startOverride w:val="7"/>
-    </w:lvlOverride>
-    <w:lvlOverride w:ilvl="3">
-      <w:startOverride w:val="7"/>
-    </w:lvlOverride>
-    <w:lvlOverride w:ilvl="4">
-      <w:startOverride w:val="7"/>
-    </w:lvlOverride>
-    <w:lvlOverride w:ilvl="5">
-      <w:startOverride w:val="7"/>
-    </w:lvlOverride>
-    <w:lvlOverride w:ilvl="6">
-      <w:startOverride w:val="7"/>
-    </w:lvlOverride>
-    <w:lvlOverride w:ilvl="7">
-      <w:startOverride w:val="7"/>
-    </w:lvlOverride>
-    <w:lvlOverride w:ilvl="8">
-      <w:startOverride w:val="7"/>
-    </w:lvlOverride>
-  </w:num>
-  <w:num w:numId="1008">
-    <w:abstractNumId w:val="994113"/>
-    <w:lvlOverride w:ilvl="0">
-      <w:startOverride w:val="13"/>
-    </w:lvlOverride>
-    <w:lvlOverride w:ilvl="1">
-      <w:startOverride w:val="13"/>
-    </w:lvlOverride>
-    <w:lvlOverride w:ilvl="2">
-      <w:startOverride w:val="13"/>
-    </w:lvlOverride>
-    <w:lvlOverride w:ilvl="3">
-      <w:startOverride w:val="13"/>
-    </w:lvlOverride>
-    <w:lvlOverride w:ilvl="4">
-      <w:startOverride w:val="13"/>
-    </w:lvlOverride>
-    <w:lvlOverride w:ilvl="5">
-      <w:startOverride w:val="13"/>
-    </w:lvlOverride>
-    <w:lvlOverride w:ilvl="6">
-      <w:startOverride w:val="13"/>
-    </w:lvlOverride>
-    <w:lvlOverride w:ilvl="7">
-      <w:startOverride w:val="13"/>
-    </w:lvlOverride>
-    <w:lvlOverride w:ilvl="8">
-      <w:startOverride w:val="13"/>
-    </w:lvlOverride>
-  </w:num>
-  <w:num w:numId="1009">
     <w:abstractNumId w:val="991"/>
   </w:num>
 </w:numbering>

--- a/06-学生侧材料/讲义/1-化学基础知识/方程式书写专项-超级充实版（自学完整）.docx
+++ b/06-学生侧材料/讲义/1-化学基础知识/方程式书写专项-超级充实版（自学完整）.docx
@@ -635,6 +635,77 @@
           <w:rFonts w:hint="eastAsia" w:ascii="Times New Roman" w:hAnsi="Times New Roman" w:eastAsia="SimHei" w:cs="Times New Roman"/>
         </w:rPr>
         <w:t xml:space="preserve">学习目标</w:t>
+      </w:r>
+    </w:p>
+    <w:p>
+      <w:pPr>
+        <w:pStyle w:val="BlockText"/>
+      </w:pPr>
+      <w:r>
+        <w:rPr>
+          <w:rFonts w:hint="eastAsia" w:ascii="Times New Roman" w:hAnsi="Times New Roman" w:eastAsia="FangSong" w:cs="Times New Roman"/>
+        </w:rPr>
+        <w:t>对齐考纲</w:t>
+      </w:r>
+      <w:r>
+        <w:rPr>
+          <w:rFonts w:hint="eastAsia" w:ascii="Times New Roman" w:hAnsi="Times New Roman" w:eastAsia="Times New Roman" w:cs="Times New Roman"/>
+        </w:rPr>
+        <w:t>：§08</w:t>
+      </w:r>
+      <w:r>
+        <w:rPr>
+          <w:rFonts w:ascii="Times New Roman" w:hAnsi="Times New Roman" w:eastAsia="Times New Roman" w:cs="Times New Roman"/>
+        </w:rPr>
+        <w:t xml:space="preserve"> </w:t>
+      </w:r>
+      <w:r>
+        <w:rPr>
+          <w:rFonts w:hint="eastAsia" w:ascii="Times New Roman" w:hAnsi="Times New Roman" w:eastAsia="FangSong" w:cs="Times New Roman"/>
+        </w:rPr>
+        <w:t>氧化还原与电化学</w:t>
+      </w:r>
+      <w:r>
+        <w:rPr>
+          <w:rFonts w:hint="eastAsia" w:ascii="Times New Roman" w:hAnsi="Times New Roman" w:eastAsia="Times New Roman" w:cs="Times New Roman"/>
+        </w:rPr>
+        <w:t>·§13</w:t>
+      </w:r>
+      <w:r>
+        <w:rPr>
+          <w:rFonts w:ascii="Times New Roman" w:hAnsi="Times New Roman" w:eastAsia="Times New Roman" w:cs="Times New Roman"/>
+        </w:rPr>
+        <w:t xml:space="preserve"> </w:t>
+      </w:r>
+      <w:r>
+        <w:rPr>
+          <w:rFonts w:hint="eastAsia" w:ascii="Times New Roman" w:hAnsi="Times New Roman" w:eastAsia="FangSong" w:cs="Times New Roman"/>
+        </w:rPr>
+        <w:t>元素化学</w:t>
+      </w:r>
+      <w:r>
+        <w:rPr>
+          <w:rFonts w:hint="eastAsia" w:ascii="Times New Roman" w:hAnsi="Times New Roman" w:eastAsia="Times New Roman" w:cs="Times New Roman"/>
+        </w:rPr>
+        <w:t>·§01</w:t>
+      </w:r>
+      <w:r>
+        <w:rPr>
+          <w:rFonts w:ascii="Times New Roman" w:hAnsi="Times New Roman" w:eastAsia="Times New Roman" w:cs="Times New Roman"/>
+        </w:rPr>
+        <w:t xml:space="preserve"> </w:t>
+      </w:r>
+      <w:r>
+        <w:rPr>
+          <w:rFonts w:hint="eastAsia" w:ascii="Times New Roman" w:hAnsi="Times New Roman" w:eastAsia="FangSong" w:cs="Times New Roman"/>
+        </w:rPr>
+        <w:t xml:space="preserve">有效数字</w:t>
+      </w:r>
+      <w:r>
+        <w:rPr>
+          <w:rFonts w:ascii="Times New Roman" w:hAnsi="Times New Roman" w:eastAsia="Times New Roman" w:cs="Times New Roman"/>
+        </w:rPr>
+        <w:t xml:space="preserve"> </w:t>
       </w:r>
     </w:p>
     <w:p>
@@ -30306,31 +30377,7 @@
         <w:rPr>
           <w:rFonts w:hint="eastAsia" w:ascii="Times New Roman" w:hAnsi="Times New Roman" w:eastAsia="Times New Roman" w:cs="Times New Roman"/>
         </w:rPr>
-        <w:t>：04-</w:t>
-      </w:r>
-      <w:r>
-        <w:rPr>
-          <w:rFonts w:hint="eastAsia" w:ascii="Times New Roman" w:hAnsi="Times New Roman" w:eastAsia="FangSong" w:cs="Times New Roman"/>
-        </w:rPr>
-        <w:t>课件</w:t>
-      </w:r>
-      <w:r>
-        <w:rPr>
-          <w:rFonts w:hint="eastAsia" w:ascii="Times New Roman" w:hAnsi="Times New Roman" w:eastAsia="Times New Roman" w:cs="Times New Roman"/>
-        </w:rPr>
-        <w:t>/</w:t>
-      </w:r>
-      <w:r>
-        <w:rPr>
-          <w:rFonts w:hint="eastAsia" w:ascii="Times New Roman" w:hAnsi="Times New Roman" w:eastAsia="FangSong" w:cs="Times New Roman"/>
-        </w:rPr>
-        <w:t>习题集</w:t>
-      </w:r>
-      <w:r>
-        <w:rPr>
-          <w:rFonts w:hint="eastAsia" w:ascii="Times New Roman" w:hAnsi="Times New Roman" w:eastAsia="Times New Roman" w:cs="Times New Roman"/>
-        </w:rPr>
-        <w:t>/</w:t>
+        <w:t>：</w:t>
       </w:r>
       <w:r>
         <w:rPr>
